--- a/doc/詩/宋朝/黃庭堅/黃庭堅-寄黃幾復.docx
+++ b/doc/詩/宋朝/黃庭堅/黃庭堅-寄黃幾復.docx
@@ -1,6 +1,6 @@
 
 <file path=word/document.xml><?xml version="1.0" encoding="utf-8"?>
-<w:document xmlns:wpc="http://schemas.microsoft.com/office/word/2010/wordprocessingCanvas" xmlns:cx="http://schemas.microsoft.com/office/drawing/2014/chartex" xmlns:cx1="http://schemas.microsoft.com/office/drawing/2015/9/8/chartex" xmlns:cx2="http://schemas.microsoft.com/office/drawing/2015/10/21/chartex" xmlns:cx3="http://schemas.microsoft.com/office/drawing/2016/5/9/chartex" xmlns:cx4="http://schemas.microsoft.com/office/drawing/2016/5/10/chartex" xmlns:cx5="http://schemas.microsoft.com/office/drawing/2016/5/11/chartex" xmlns:cx6="http://schemas.microsoft.com/office/drawing/2016/5/12/chartex" xmlns:cx7="http://schemas.microsoft.com/office/drawing/2016/5/13/chartex" xmlns:cx8="http://schemas.microsoft.com/office/drawing/2016/5/14/chartex" xmlns:mc="http://schemas.openxmlformats.org/markup-compatibility/2006" xmlns:aink="http://schemas.microsoft.com/office/drawing/2016/ink" xmlns:am3d="http://schemas.microsoft.com/office/drawing/2017/model3d" xmlns:o="urn:schemas-microsoft-com:office:office" xmlns:oel="http://schemas.microsoft.com/office/2019/extlst" xmlns:r="http://schemas.openxmlformats.org/officeDocument/2006/relationships" xmlns:m="http://schemas.openxmlformats.org/officeDocument/2006/math" xmlns:v="urn:schemas-microsoft-com:vml" xmlns:wp14="http://schemas.microsoft.com/office/word/2010/wordprocessingDrawing" xmlns:wp="http://schemas.openxmlformats.org/drawingml/2006/wordprocessingDrawing" xmlns:w10="urn:schemas-microsoft-com:office:word" xmlns:w="http://schemas.openxmlformats.org/wordprocessingml/2006/main" xmlns:w14="http://schemas.microsoft.com/office/word/2010/wordml" xmlns:w15="http://schemas.microsoft.com/office/word/2012/wordml" xmlns:w16cex="http://schemas.microsoft.com/office/word/2018/wordml/cex" xmlns:w16cid="http://schemas.microsoft.com/office/word/2016/wordml/cid" xmlns:w16="http://schemas.microsoft.com/office/word/2018/wordml" xmlns:w16sdtdh="http://schemas.microsoft.com/office/word/2020/wordml/sdtdatahash" xmlns:w16se="http://schemas.microsoft.com/office/word/2015/wordml/symex" xmlns:wpg="http://schemas.microsoft.com/office/word/2010/wordprocessingGroup" xmlns:wpi="http://schemas.microsoft.com/office/word/2010/wordprocessingInk" xmlns:wne="http://schemas.microsoft.com/office/word/2006/wordml" xmlns:wps="http://schemas.microsoft.com/office/word/2010/wordprocessingShape" mc:Ignorable="w14 w15 w16se w16cid w16 w16cex w16sdtdh wp14">
+<w:document xmlns:wpc="http://schemas.microsoft.com/office/word/2010/wordprocessingCanvas" xmlns:cx="http://schemas.microsoft.com/office/drawing/2014/chartex" xmlns:cx1="http://schemas.microsoft.com/office/drawing/2015/9/8/chartex" xmlns:cx2="http://schemas.microsoft.com/office/drawing/2015/10/21/chartex" xmlns:cx3="http://schemas.microsoft.com/office/drawing/2016/5/9/chartex" xmlns:cx4="http://schemas.microsoft.com/office/drawing/2016/5/10/chartex" xmlns:cx5="http://schemas.microsoft.com/office/drawing/2016/5/11/chartex" xmlns:cx6="http://schemas.microsoft.com/office/drawing/2016/5/12/chartex" xmlns:cx7="http://schemas.microsoft.com/office/drawing/2016/5/13/chartex" xmlns:cx8="http://schemas.microsoft.com/office/drawing/2016/5/14/chartex" xmlns:mc="http://schemas.openxmlformats.org/markup-compatibility/2006" xmlns:aink="http://schemas.microsoft.com/office/drawing/2016/ink" xmlns:am3d="http://schemas.microsoft.com/office/drawing/2017/model3d" xmlns:o="urn:schemas-microsoft-com:office:office" xmlns:r="http://schemas.openxmlformats.org/officeDocument/2006/relationships" xmlns:m="http://schemas.openxmlformats.org/officeDocument/2006/math" xmlns:v="urn:schemas-microsoft-com:vml" xmlns:wp14="http://schemas.microsoft.com/office/word/2010/wordprocessingDrawing" xmlns:wp="http://schemas.openxmlformats.org/drawingml/2006/wordprocessingDrawing" xmlns:w10="urn:schemas-microsoft-com:office:word" xmlns:w="http://schemas.openxmlformats.org/wordprocessingml/2006/main" xmlns:w14="http://schemas.microsoft.com/office/word/2010/wordml" xmlns:w15="http://schemas.microsoft.com/office/word/2012/wordml" xmlns:w16cex="http://schemas.microsoft.com/office/word/2018/wordml/cex" xmlns:w16cid="http://schemas.microsoft.com/office/word/2016/wordml/cid" xmlns:w16="http://schemas.microsoft.com/office/word/2018/wordml" xmlns:w16sdtdh="http://schemas.microsoft.com/office/word/2020/wordml/sdtdatahash" xmlns:w16se="http://schemas.microsoft.com/office/word/2015/wordml/symex" xmlns:wpg="http://schemas.microsoft.com/office/word/2010/wordprocessingGroup" xmlns:wpi="http://schemas.microsoft.com/office/word/2010/wordprocessingInk" xmlns:wne="http://schemas.microsoft.com/office/word/2006/wordml" xmlns:wps="http://schemas.microsoft.com/office/word/2010/wordprocessingShape" mc:Ignorable="w14 w15 w16se w16cid w16 w16cex w16sdtdh wp14">
   <w:body>
     <w:p>
       <w:pPr>
@@ -104,19 +104,19 @@
           <w:sz w:val="32"/>
           <w:szCs w:val="32"/>
         </w:rPr>
-        <w:t>我居北海君南海，寄雁傳書謝不能。桃李春風一杯酒，江湖夜雨十年燈。</w:t>
-      </w:r>
-    </w:p>
-    <w:p>
-      <w:pPr>
-        <w:spacing w:after="0" w:line="480" w:lineRule="exact"/>
-        <w:ind w:left="0" w:right="0" w:firstLine="0"/>
-        <w:rPr>
+        <w:t>我居北海君南海，</w:t>
+      </w:r>
+      <w:proofErr w:type="gramStart"/>
+      <w:r>
+        <w:rPr>
+          <w:rFonts w:hint="eastAsia"/>
           <w:color w:val="0F0F0F"/>
           <w:sz w:val="32"/>
           <w:szCs w:val="32"/>
         </w:rPr>
-      </w:pPr>
+        <w:t>寄雁傳書謝</w:t>
+      </w:r>
+      <w:proofErr w:type="gramEnd"/>
       <w:r>
         <w:rPr>
           <w:rFonts w:hint="eastAsia"/>
@@ -124,7 +124,127 @@
           <w:sz w:val="32"/>
           <w:szCs w:val="32"/>
         </w:rPr>
-        <w:t>持家但有四立壁，治病不蘄三折肱。想得讀書頭已白，隔溪猿哭瘴溪藤。</w:t>
+        <w:t>不能。桃李春風一杯酒，江湖夜雨十年燈。</w:t>
+      </w:r>
+    </w:p>
+    <w:p>
+      <w:pPr>
+        <w:spacing w:after="0" w:line="480" w:lineRule="exact"/>
+        <w:ind w:left="0" w:right="0" w:firstLine="0"/>
+        <w:rPr>
+          <w:color w:val="0F0F0F"/>
+          <w:sz w:val="32"/>
+          <w:szCs w:val="32"/>
+        </w:rPr>
+      </w:pPr>
+      <w:r>
+        <w:rPr>
+          <w:rFonts w:hint="eastAsia"/>
+          <w:color w:val="0F0F0F"/>
+          <w:sz w:val="32"/>
+          <w:szCs w:val="32"/>
+        </w:rPr>
+        <w:t>持家但有四</w:t>
+      </w:r>
+      <w:proofErr w:type="gramStart"/>
+      <w:r>
+        <w:rPr>
+          <w:rFonts w:hint="eastAsia"/>
+          <w:color w:val="0F0F0F"/>
+          <w:sz w:val="32"/>
+          <w:szCs w:val="32"/>
+        </w:rPr>
+        <w:t>立壁</w:t>
+      </w:r>
+      <w:proofErr w:type="gramEnd"/>
+      <w:r>
+        <w:rPr>
+          <w:rFonts w:hint="eastAsia"/>
+          <w:color w:val="0F0F0F"/>
+          <w:sz w:val="32"/>
+          <w:szCs w:val="32"/>
+        </w:rPr>
+        <w:t>，治病不</w:t>
+      </w:r>
+      <w:proofErr w:type="gramStart"/>
+      <w:r>
+        <w:rPr>
+          <w:rFonts w:hint="eastAsia"/>
+          <w:color w:val="0F0F0F"/>
+          <w:sz w:val="32"/>
+          <w:szCs w:val="32"/>
+        </w:rPr>
+        <w:t>蘄</w:t>
+      </w:r>
+      <w:proofErr w:type="gramEnd"/>
+      <w:r>
+        <w:rPr>
+          <w:rFonts w:hint="eastAsia"/>
+          <w:color w:val="0F0F0F"/>
+          <w:sz w:val="32"/>
+          <w:szCs w:val="32"/>
+        </w:rPr>
+        <w:t>三折</w:t>
+      </w:r>
+      <w:proofErr w:type="gramStart"/>
+      <w:r>
+        <w:rPr>
+          <w:rFonts w:hint="eastAsia"/>
+          <w:color w:val="0F0F0F"/>
+          <w:sz w:val="32"/>
+          <w:szCs w:val="32"/>
+        </w:rPr>
+        <w:t>肱</w:t>
+      </w:r>
+      <w:proofErr w:type="gramEnd"/>
+      <w:r>
+        <w:rPr>
+          <w:rFonts w:hint="eastAsia"/>
+          <w:color w:val="0F0F0F"/>
+          <w:sz w:val="32"/>
+          <w:szCs w:val="32"/>
+        </w:rPr>
+        <w:t>。想得讀書</w:t>
+      </w:r>
+      <w:proofErr w:type="gramStart"/>
+      <w:r>
+        <w:rPr>
+          <w:rFonts w:hint="eastAsia"/>
+          <w:color w:val="0F0F0F"/>
+          <w:sz w:val="32"/>
+          <w:szCs w:val="32"/>
+        </w:rPr>
+        <w:t>頭已白</w:t>
+      </w:r>
+      <w:proofErr w:type="gramEnd"/>
+      <w:r>
+        <w:rPr>
+          <w:rFonts w:hint="eastAsia"/>
+          <w:color w:val="0F0F0F"/>
+          <w:sz w:val="32"/>
+          <w:szCs w:val="32"/>
+        </w:rPr>
+        <w:t>，隔溪猿哭</w:t>
+      </w:r>
+      <w:proofErr w:type="gramStart"/>
+      <w:r>
+        <w:rPr>
+          <w:rFonts w:hint="eastAsia"/>
+          <w:color w:val="0F0F0F"/>
+          <w:sz w:val="32"/>
+          <w:szCs w:val="32"/>
+        </w:rPr>
+        <w:t>瘴溪藤</w:t>
+      </w:r>
+      <w:proofErr w:type="gramEnd"/>
+      <w:r>
+        <w:rPr>
+          <w:rFonts w:hint="eastAsia"/>
+          <w:color w:val="0F0F0F"/>
+          <w:sz w:val="32"/>
+          <w:szCs w:val="32"/>
+        </w:rPr>
+        <w:t>。</w:t>
       </w:r>
     </w:p>
     <w:p>
@@ -154,405 +274,500 @@
           <w:rFonts w:hint="eastAsia"/>
           <w:szCs w:val="28"/>
         </w:rPr>
-        <w:t>我住在北方海濱，而你住在南方海濱，欲托</w:t>
+        <w:t xml:space="preserve">　　</w:t>
+      </w:r>
+      <w:r>
+        <w:rPr>
+          <w:rFonts w:hint="eastAsia"/>
+          <w:szCs w:val="28"/>
+        </w:rPr>
+        <w:t>我住在北方，你住在南方，兩地隔得太遠了，連送信的大雁都飛不到。當年我們在春天裡</w:t>
+      </w:r>
+      <w:proofErr w:type="gramStart"/>
+      <w:r>
+        <w:rPr>
+          <w:rFonts w:hint="eastAsia"/>
+          <w:szCs w:val="28"/>
+        </w:rPr>
+        <w:t>一邊賞著桃花</w:t>
+      </w:r>
+      <w:proofErr w:type="gramEnd"/>
+      <w:r>
+        <w:rPr>
+          <w:rFonts w:hint="eastAsia"/>
+          <w:szCs w:val="28"/>
+        </w:rPr>
+        <w:t>李花，一邊快樂</w:t>
+      </w:r>
+      <w:r>
+        <w:rPr>
+          <w:rFonts w:hint="eastAsia"/>
+          <w:szCs w:val="28"/>
+        </w:rPr>
+        <w:t>的</w:t>
+      </w:r>
+      <w:r>
+        <w:rPr>
+          <w:rFonts w:hint="eastAsia"/>
+          <w:szCs w:val="28"/>
+        </w:rPr>
+        <w:t>喝酒聊天；沒想到</w:t>
+      </w:r>
+      <w:proofErr w:type="gramStart"/>
+      <w:r>
+        <w:rPr>
+          <w:rFonts w:hint="eastAsia"/>
+          <w:szCs w:val="28"/>
+        </w:rPr>
+        <w:t>一</w:t>
+      </w:r>
+      <w:proofErr w:type="gramEnd"/>
+      <w:r>
+        <w:rPr>
+          <w:rFonts w:hint="eastAsia"/>
+          <w:szCs w:val="28"/>
+        </w:rPr>
+        <w:t>分開就是十年，如今我只能在孤單的夜雨中，對著</w:t>
+      </w:r>
+      <w:proofErr w:type="gramStart"/>
+      <w:r>
+        <w:rPr>
+          <w:rFonts w:hint="eastAsia"/>
+          <w:szCs w:val="28"/>
+        </w:rPr>
+        <w:t>一盞孤燈</w:t>
+      </w:r>
+      <w:proofErr w:type="gramEnd"/>
+      <w:r>
+        <w:rPr>
+          <w:rFonts w:hint="eastAsia"/>
+          <w:szCs w:val="28"/>
+        </w:rPr>
+        <w:t>，思念著遠方的你。</w:t>
+      </w:r>
+    </w:p>
+    <w:p>
+      <w:pPr>
+        <w:spacing w:after="0" w:line="440" w:lineRule="exact"/>
+        <w:ind w:left="0" w:right="0" w:firstLine="0"/>
+        <w:rPr>
+          <w:szCs w:val="28"/>
+        </w:rPr>
+      </w:pPr>
+      <w:r>
+        <w:rPr>
+          <w:rFonts w:hint="eastAsia"/>
+          <w:szCs w:val="28"/>
+        </w:rPr>
+        <w:t xml:space="preserve">　　</w:t>
+      </w:r>
+      <w:r>
+        <w:rPr>
+          <w:rFonts w:hint="eastAsia"/>
+          <w:szCs w:val="28"/>
+        </w:rPr>
+        <w:t>聽說你過著清廉的生活，</w:t>
+      </w:r>
+      <w:proofErr w:type="gramStart"/>
+      <w:r>
+        <w:rPr>
+          <w:rFonts w:hint="eastAsia"/>
+          <w:szCs w:val="28"/>
+        </w:rPr>
+        <w:t>家裡窮</w:t>
+      </w:r>
+      <w:proofErr w:type="gramEnd"/>
+      <w:r>
+        <w:rPr>
+          <w:rFonts w:hint="eastAsia"/>
+          <w:szCs w:val="28"/>
+        </w:rPr>
+        <w:t>到只剩四面牆壁；但你很有才華，不用遭受挫折就能把地方治理得很好。我想像著你現在一定讀書讀到頭髮都白了吧，在那個遙遠南方、充滿</w:t>
+      </w:r>
+      <w:r>
+        <w:rPr>
+          <w:rFonts w:hint="eastAsia"/>
+          <w:szCs w:val="28"/>
+        </w:rPr>
+        <w:t>瘴氣</w:t>
+      </w:r>
+      <w:r>
+        <w:rPr>
+          <w:rFonts w:hint="eastAsia"/>
+          <w:szCs w:val="28"/>
+        </w:rPr>
+        <w:t>的樹林裡，隔著小溪彷彿還能聽到猿猴在悲傷</w:t>
+      </w:r>
+      <w:r>
+        <w:rPr>
+          <w:rFonts w:hint="eastAsia"/>
+          <w:szCs w:val="28"/>
+        </w:rPr>
+        <w:t>的</w:t>
+      </w:r>
+      <w:r>
+        <w:rPr>
+          <w:rFonts w:hint="eastAsia"/>
+          <w:szCs w:val="28"/>
+        </w:rPr>
+        <w:t>哭泣，真是辛苦你了。</w:t>
+      </w:r>
+    </w:p>
+    <w:p>
+      <w:pPr>
+        <w:spacing w:beforeLines="50" w:before="120" w:after="0" w:line="440" w:lineRule="exact"/>
+        <w:ind w:left="0" w:right="0" w:firstLine="0"/>
+        <w:rPr>
+          <w:sz w:val="32"/>
+          <w:szCs w:val="32"/>
+        </w:rPr>
+      </w:pPr>
+      <w:r>
+        <w:rPr>
+          <w:sz w:val="32"/>
+          <w:szCs w:val="32"/>
+          <w:bdr w:val="single" w:sz="4" w:space="0" w:color="auto"/>
+        </w:rPr>
+        <w:t>注釋</w:t>
+      </w:r>
+    </w:p>
+    <w:p>
+      <w:pPr>
+        <w:pStyle w:val="aa"/>
+        <w:numPr>
+          <w:ilvl w:val="0"/>
+          <w:numId w:val="35"/>
+        </w:numPr>
+        <w:spacing w:after="0" w:line="480" w:lineRule="exact"/>
+        <w:ind w:leftChars="0" w:left="284" w:right="0" w:hanging="301"/>
+        <w:rPr>
+          <w:color w:val="0F0F0F"/>
+          <w:szCs w:val="28"/>
+        </w:rPr>
+      </w:pPr>
+      <w:proofErr w:type="gramStart"/>
+      <w:r>
+        <w:rPr>
+          <w:rFonts w:hint="eastAsia"/>
+          <w:color w:val="0F0F0F"/>
+          <w:szCs w:val="28"/>
+        </w:rPr>
+        <w:t>黃幾</w:t>
+      </w:r>
+      <w:r>
+        <w:rPr>
+          <w:rFonts w:hint="eastAsia"/>
+          <w:color w:val="0F0F0F"/>
+          <w:szCs w:val="28"/>
+        </w:rPr>
+        <w:t>（</w:t>
+      </w:r>
+      <w:r>
+        <w:rPr>
+          <w:rFonts w:hint="eastAsia"/>
+          <w:color w:val="FF0000"/>
+          <w:sz w:val="16"/>
+          <w:szCs w:val="16"/>
+        </w:rPr>
+        <w:t>ㄐㄧ</w:t>
+      </w:r>
+      <w:proofErr w:type="gramEnd"/>
+      <w:r>
+        <w:rPr>
+          <w:rFonts w:hint="eastAsia"/>
+          <w:color w:val="0F0F0F"/>
+          <w:szCs w:val="28"/>
+        </w:rPr>
+        <w:t>）</w:t>
+      </w:r>
+      <w:r>
+        <w:rPr>
+          <w:rFonts w:hint="eastAsia"/>
+          <w:color w:val="0F0F0F"/>
+          <w:szCs w:val="28"/>
+        </w:rPr>
+        <w:t>復：名</w:t>
+      </w:r>
+      <w:proofErr w:type="gramStart"/>
+      <w:r>
+        <w:rPr>
+          <w:rFonts w:hint="eastAsia"/>
+          <w:color w:val="0F0F0F"/>
+          <w:szCs w:val="28"/>
+          <w:u w:val="single"/>
+        </w:rPr>
+        <w:t>介</w:t>
+      </w:r>
+      <w:proofErr w:type="gramEnd"/>
+      <w:r>
+        <w:rPr>
+          <w:rFonts w:hint="eastAsia"/>
+          <w:color w:val="0F0F0F"/>
+          <w:szCs w:val="28"/>
+        </w:rPr>
+        <w:t>，</w:t>
+      </w:r>
+      <w:r>
+        <w:rPr>
+          <w:rFonts w:hint="eastAsia"/>
+          <w:color w:val="0F0F0F"/>
+          <w:szCs w:val="28"/>
+          <w:u w:val="single"/>
+        </w:rPr>
+        <w:t>南昌</w:t>
+      </w:r>
+      <w:r>
+        <w:rPr>
+          <w:rFonts w:hint="eastAsia"/>
+          <w:color w:val="0F0F0F"/>
+          <w:szCs w:val="28"/>
+        </w:rPr>
+        <w:t>人，是</w:t>
+      </w:r>
+      <w:r>
+        <w:rPr>
+          <w:rFonts w:hint="eastAsia"/>
+          <w:color w:val="0F0F0F"/>
+          <w:szCs w:val="28"/>
+          <w:u w:val="single"/>
+        </w:rPr>
+        <w:t>黃庭堅</w:t>
+      </w:r>
+      <w:r>
+        <w:rPr>
+          <w:rFonts w:hint="eastAsia"/>
+          <w:color w:val="0F0F0F"/>
+          <w:szCs w:val="28"/>
+        </w:rPr>
+        <w:t>少年時的好友，時為</w:t>
+      </w:r>
+      <w:r>
+        <w:rPr>
+          <w:rFonts w:hint="eastAsia"/>
+          <w:color w:val="0F0F0F"/>
+          <w:szCs w:val="28"/>
+          <w:u w:val="single"/>
+        </w:rPr>
+        <w:t>廣州</w:t>
+      </w:r>
+      <w:r>
+        <w:rPr>
+          <w:rFonts w:hint="eastAsia"/>
+          <w:color w:val="0F0F0F"/>
+          <w:szCs w:val="28"/>
+        </w:rPr>
+        <w:t xml:space="preserve"> </w:t>
+      </w:r>
+      <w:r>
+        <w:rPr>
+          <w:rFonts w:hint="eastAsia"/>
+          <w:color w:val="0F0F0F"/>
+          <w:szCs w:val="28"/>
+          <w:u w:val="single"/>
+        </w:rPr>
+        <w:t>四會</w:t>
+      </w:r>
+      <w:r>
+        <w:rPr>
+          <w:rFonts w:hint="eastAsia"/>
+          <w:color w:val="0F0F0F"/>
+          <w:szCs w:val="28"/>
+        </w:rPr>
+        <w:t>（今</w:t>
+      </w:r>
+      <w:r>
+        <w:rPr>
+          <w:rFonts w:hint="eastAsia"/>
+          <w:color w:val="0F0F0F"/>
+          <w:szCs w:val="28"/>
+          <w:u w:val="single"/>
+        </w:rPr>
+        <w:t>廣東</w:t>
+      </w:r>
+      <w:r>
+        <w:rPr>
+          <w:rFonts w:hint="eastAsia"/>
+          <w:color w:val="0F0F0F"/>
+          <w:szCs w:val="28"/>
+        </w:rPr>
+        <w:t xml:space="preserve"> </w:t>
+      </w:r>
+      <w:r>
+        <w:rPr>
+          <w:rFonts w:hint="eastAsia"/>
+          <w:color w:val="0F0F0F"/>
+          <w:szCs w:val="28"/>
+          <w:u w:val="single"/>
+        </w:rPr>
+        <w:t>四會縣</w:t>
+      </w:r>
+      <w:r>
+        <w:rPr>
+          <w:rFonts w:hint="eastAsia"/>
+          <w:color w:val="0F0F0F"/>
+          <w:szCs w:val="28"/>
+        </w:rPr>
+        <w:t>）縣令。</w:t>
+      </w:r>
+    </w:p>
+    <w:p>
+      <w:pPr>
+        <w:pStyle w:val="aa"/>
+        <w:numPr>
+          <w:ilvl w:val="0"/>
+          <w:numId w:val="35"/>
+        </w:numPr>
+        <w:spacing w:after="0" w:line="480" w:lineRule="exact"/>
+        <w:ind w:leftChars="0" w:left="284" w:right="0" w:hanging="301"/>
+        <w:rPr>
+          <w:color w:val="0F0F0F"/>
+          <w:szCs w:val="28"/>
+        </w:rPr>
+      </w:pPr>
+      <w:r>
+        <w:rPr>
+          <w:rFonts w:hint="eastAsia"/>
+          <w:color w:val="0F0F0F"/>
+          <w:szCs w:val="28"/>
+        </w:rPr>
+        <w:t>「</w:t>
+      </w:r>
+      <w:r>
+        <w:rPr>
+          <w:rFonts w:hint="eastAsia"/>
+          <w:color w:val="0F0F0F"/>
+          <w:szCs w:val="28"/>
+        </w:rPr>
+        <w:t>我居</w:t>
+      </w:r>
+      <w:r>
+        <w:rPr>
+          <w:rFonts w:hint="eastAsia"/>
+          <w:color w:val="0F0F0F"/>
+          <w:szCs w:val="28"/>
+        </w:rPr>
+        <w:t>」</w:t>
+      </w:r>
+      <w:r>
+        <w:rPr>
+          <w:rFonts w:hint="eastAsia"/>
+          <w:color w:val="0F0F0F"/>
+          <w:szCs w:val="28"/>
+        </w:rPr>
+        <w:t>句：作者中說：</w:t>
+      </w:r>
+      <w:r>
+        <w:rPr>
+          <w:rFonts w:hint="eastAsia"/>
+          <w:color w:val="0F0F0F"/>
+          <w:szCs w:val="28"/>
+        </w:rPr>
+        <w:t>「</w:t>
+      </w:r>
+      <w:proofErr w:type="gramStart"/>
+      <w:r>
+        <w:rPr>
+          <w:rFonts w:hint="eastAsia"/>
+          <w:color w:val="0F0F0F"/>
+          <w:szCs w:val="28"/>
+        </w:rPr>
+        <w:t>幾復在</w:t>
+      </w:r>
+      <w:proofErr w:type="gramEnd"/>
+      <w:r>
+        <w:rPr>
+          <w:rFonts w:hint="eastAsia"/>
+          <w:color w:val="0F0F0F"/>
+          <w:szCs w:val="28"/>
+        </w:rPr>
+        <w:t>廣州四會，予在德州德平鎮，皆海濱也。</w:t>
+      </w:r>
+      <w:r>
+        <w:rPr>
+          <w:rFonts w:hint="eastAsia"/>
+          <w:color w:val="0F0F0F"/>
+          <w:szCs w:val="28"/>
+        </w:rPr>
+        <w:t>」</w:t>
+      </w:r>
+    </w:p>
+    <w:p>
+      <w:pPr>
+        <w:pStyle w:val="aa"/>
+        <w:numPr>
+          <w:ilvl w:val="0"/>
+          <w:numId w:val="35"/>
+        </w:numPr>
+        <w:spacing w:after="0" w:line="480" w:lineRule="exact"/>
+        <w:ind w:leftChars="0" w:left="284" w:right="0" w:hanging="301"/>
+        <w:rPr>
+          <w:color w:val="0F0F0F"/>
+          <w:szCs w:val="28"/>
+        </w:rPr>
+      </w:pPr>
+      <w:r>
+        <w:rPr>
+          <w:rFonts w:hint="eastAsia"/>
+          <w:color w:val="0F0F0F"/>
+          <w:szCs w:val="28"/>
+        </w:rPr>
+        <w:t>「</w:t>
+      </w:r>
+      <w:proofErr w:type="gramStart"/>
+      <w:r>
+        <w:rPr>
+          <w:rFonts w:hint="eastAsia"/>
+          <w:color w:val="0F0F0F"/>
+          <w:szCs w:val="28"/>
+        </w:rPr>
+        <w:t>寄雁</w:t>
+      </w:r>
+      <w:proofErr w:type="gramEnd"/>
+      <w:r>
+        <w:rPr>
+          <w:rFonts w:hint="eastAsia"/>
+          <w:color w:val="0F0F0F"/>
+          <w:szCs w:val="28"/>
+        </w:rPr>
+        <w:t>」</w:t>
+      </w:r>
+      <w:r>
+        <w:rPr>
+          <w:rFonts w:hint="eastAsia"/>
+          <w:color w:val="0F0F0F"/>
+          <w:szCs w:val="28"/>
+        </w:rPr>
+        <w:t>句：</w:t>
       </w:r>
       <w:hyperlink r:id="rId8" w:history="1">
+        <w:proofErr w:type="gramStart"/>
         <w:r>
           <w:rPr>
             <w:rStyle w:val="a8"/>
             <w:rFonts w:hint="eastAsia"/>
             <w:szCs w:val="28"/>
           </w:rPr>
-          <w:t>鴻雁傳書</w:t>
+          <w:t>傳說雁</w:t>
         </w:r>
-      </w:hyperlink>
-      <w:r>
-        <w:rPr>
-          <w:rFonts w:hint="eastAsia"/>
-          <w:szCs w:val="28"/>
-        </w:rPr>
-        <w:t>，它卻飛不過</w:t>
-      </w:r>
-      <w:r>
-        <w:rPr>
-          <w:rFonts w:hint="eastAsia"/>
-          <w:szCs w:val="28"/>
-          <w:u w:val="single"/>
-        </w:rPr>
-        <w:t>衡陽</w:t>
-      </w:r>
-      <w:r>
-        <w:rPr>
-          <w:rFonts w:hint="eastAsia"/>
-          <w:szCs w:val="28"/>
-        </w:rPr>
-        <w:t>。</w:t>
-      </w:r>
-    </w:p>
-    <w:p>
-      <w:pPr>
-        <w:spacing w:after="0" w:line="440" w:lineRule="exact"/>
-        <w:ind w:left="0" w:right="0" w:firstLine="0"/>
-        <w:rPr>
-          <w:szCs w:val="28"/>
-        </w:rPr>
-      </w:pPr>
-      <w:r>
-        <w:rPr>
-          <w:rFonts w:hint="eastAsia"/>
-          <w:szCs w:val="28"/>
-        </w:rPr>
-        <w:t>當年春風下觀賞桃李</w:t>
-      </w:r>
-      <w:r>
-        <w:rPr>
-          <w:rFonts w:hint="eastAsia"/>
-          <w:szCs w:val="28"/>
-        </w:rPr>
-        <w:t>、</w:t>
-      </w:r>
-      <w:r>
-        <w:rPr>
-          <w:rFonts w:hint="eastAsia"/>
-          <w:szCs w:val="28"/>
-        </w:rPr>
-        <w:t>共飲美酒，江湖</w:t>
-      </w:r>
-      <w:r>
-        <w:rPr>
-          <w:rFonts w:hint="eastAsia"/>
-          <w:b/>
-          <w:bCs/>
-          <w:szCs w:val="28"/>
-        </w:rPr>
-        <w:t>落魄</w:t>
-      </w:r>
-      <w:r>
-        <w:rPr>
-          <w:rFonts w:hint="eastAsia"/>
-          <w:szCs w:val="28"/>
-        </w:rPr>
-        <w:t>，一別已是十年，常對著孤燈聽著秋雨思念著你。</w:t>
-      </w:r>
-    </w:p>
-    <w:p>
-      <w:pPr>
-        <w:spacing w:after="0" w:line="440" w:lineRule="exact"/>
-        <w:ind w:left="0" w:right="0" w:firstLine="0"/>
-        <w:rPr>
-          <w:szCs w:val="28"/>
-        </w:rPr>
-      </w:pPr>
-      <w:r>
-        <w:rPr>
-          <w:rFonts w:hint="eastAsia"/>
-          <w:szCs w:val="28"/>
-        </w:rPr>
-        <w:t>你支撐生計也只有四堵空牆，艱難至此。古人三折肱後便成良醫，我卻但願你不要如此。</w:t>
-      </w:r>
-    </w:p>
-    <w:p>
-      <w:pPr>
-        <w:spacing w:after="0" w:line="440" w:lineRule="exact"/>
-        <w:ind w:left="0" w:right="0" w:firstLine="0"/>
-        <w:rPr>
-          <w:szCs w:val="28"/>
-        </w:rPr>
-      </w:pPr>
-      <w:r>
-        <w:rPr>
-          <w:rFonts w:hint="eastAsia"/>
-          <w:szCs w:val="28"/>
-        </w:rPr>
-        <w:t>想你清貧自守發奮讀書，如今頭髮已白了罷，隔著充滿瘴氣的山溪，猿猴哀鳴攀援深林里的青藤。</w:t>
-      </w:r>
-    </w:p>
-    <w:p>
-      <w:pPr>
-        <w:spacing w:beforeLines="50" w:before="120" w:after="0" w:line="440" w:lineRule="exact"/>
-        <w:ind w:left="0" w:right="0" w:firstLine="0"/>
-        <w:rPr>
-          <w:sz w:val="32"/>
-          <w:szCs w:val="32"/>
-        </w:rPr>
-      </w:pPr>
-      <w:r>
-        <w:rPr>
-          <w:sz w:val="32"/>
-          <w:szCs w:val="32"/>
-          <w:bdr w:val="single" w:sz="4" w:space="0" w:color="auto"/>
-        </w:rPr>
-        <w:t>注釋</w:t>
-      </w:r>
-    </w:p>
-    <w:p>
-      <w:pPr>
-        <w:pStyle w:val="aa"/>
-        <w:numPr>
-          <w:ilvl w:val="0"/>
-          <w:numId w:val="35"/>
-        </w:numPr>
-        <w:spacing w:after="0" w:line="440" w:lineRule="exact"/>
-        <w:ind w:leftChars="0" w:right="0"/>
-        <w:rPr>
-          <w:color w:val="0F0F0F"/>
-          <w:szCs w:val="28"/>
-        </w:rPr>
-      </w:pPr>
-      <w:r>
-        <w:rPr>
-          <w:rFonts w:hint="eastAsia"/>
-          <w:color w:val="0F0F0F"/>
-          <w:szCs w:val="28"/>
-        </w:rPr>
-        <w:t>黃幾復：名</w:t>
-      </w:r>
-      <w:r>
-        <w:rPr>
-          <w:rFonts w:hint="eastAsia"/>
-          <w:color w:val="0F0F0F"/>
-          <w:szCs w:val="28"/>
-          <w:u w:val="single"/>
-        </w:rPr>
-        <w:t>介</w:t>
-      </w:r>
-      <w:r>
-        <w:rPr>
-          <w:rFonts w:hint="eastAsia"/>
-          <w:color w:val="0F0F0F"/>
-          <w:szCs w:val="28"/>
-        </w:rPr>
-        <w:t>，</w:t>
-      </w:r>
-      <w:r>
-        <w:rPr>
-          <w:rFonts w:hint="eastAsia"/>
-          <w:color w:val="0F0F0F"/>
-          <w:szCs w:val="28"/>
-          <w:u w:val="single"/>
-        </w:rPr>
-        <w:t>南昌</w:t>
-      </w:r>
-      <w:r>
-        <w:rPr>
-          <w:rFonts w:hint="eastAsia"/>
-          <w:color w:val="0F0F0F"/>
-          <w:szCs w:val="28"/>
-        </w:rPr>
-        <w:t>人，是</w:t>
-      </w:r>
-      <w:r>
-        <w:rPr>
-          <w:rFonts w:hint="eastAsia"/>
-          <w:color w:val="0F0F0F"/>
-          <w:szCs w:val="28"/>
-          <w:u w:val="single"/>
-        </w:rPr>
-        <w:t>黃庭堅</w:t>
-      </w:r>
-      <w:r>
-        <w:rPr>
-          <w:rFonts w:hint="eastAsia"/>
-          <w:color w:val="0F0F0F"/>
-          <w:szCs w:val="28"/>
-        </w:rPr>
-        <w:t>少年時的好友，時為</w:t>
-      </w:r>
-      <w:r>
-        <w:rPr>
-          <w:rFonts w:hint="eastAsia"/>
-          <w:color w:val="0F0F0F"/>
-          <w:szCs w:val="28"/>
-          <w:u w:val="single"/>
-        </w:rPr>
-        <w:t>廣州</w:t>
-      </w:r>
-      <w:r>
-        <w:rPr>
-          <w:rFonts w:hint="eastAsia"/>
-          <w:color w:val="0F0F0F"/>
-          <w:szCs w:val="28"/>
-        </w:rPr>
-        <w:t xml:space="preserve"> </w:t>
-      </w:r>
-      <w:r>
-        <w:rPr>
-          <w:rFonts w:hint="eastAsia"/>
-          <w:color w:val="0F0F0F"/>
-          <w:szCs w:val="28"/>
-          <w:u w:val="single"/>
-        </w:rPr>
-        <w:t>四會</w:t>
-      </w:r>
-      <w:r>
-        <w:rPr>
-          <w:rFonts w:hint="eastAsia"/>
-          <w:color w:val="0F0F0F"/>
-          <w:szCs w:val="28"/>
-        </w:rPr>
-        <w:t>（今</w:t>
-      </w:r>
-      <w:r>
-        <w:rPr>
-          <w:rFonts w:hint="eastAsia"/>
-          <w:color w:val="0F0F0F"/>
-          <w:szCs w:val="28"/>
-          <w:u w:val="single"/>
-        </w:rPr>
-        <w:t>廣東</w:t>
-      </w:r>
-      <w:r>
-        <w:rPr>
-          <w:rFonts w:hint="eastAsia"/>
-          <w:color w:val="0F0F0F"/>
-          <w:szCs w:val="28"/>
-        </w:rPr>
-        <w:t xml:space="preserve"> </w:t>
-      </w:r>
-      <w:r>
-        <w:rPr>
-          <w:rFonts w:hint="eastAsia"/>
-          <w:color w:val="0F0F0F"/>
-          <w:szCs w:val="28"/>
-          <w:u w:val="single"/>
-        </w:rPr>
-        <w:t>四會縣</w:t>
-      </w:r>
-      <w:r>
-        <w:rPr>
-          <w:rFonts w:hint="eastAsia"/>
-          <w:color w:val="0F0F0F"/>
-          <w:szCs w:val="28"/>
-        </w:rPr>
-        <w:t>）縣令。</w:t>
-      </w:r>
-    </w:p>
-    <w:p>
-      <w:pPr>
-        <w:pStyle w:val="aa"/>
-        <w:numPr>
-          <w:ilvl w:val="0"/>
-          <w:numId w:val="35"/>
-        </w:numPr>
-        <w:spacing w:after="0" w:line="440" w:lineRule="exact"/>
-        <w:ind w:leftChars="0" w:right="0"/>
-        <w:rPr>
-          <w:color w:val="0F0F0F"/>
-          <w:szCs w:val="28"/>
-        </w:rPr>
-      </w:pPr>
-      <w:r>
-        <w:rPr>
-          <w:rFonts w:hint="eastAsia"/>
-          <w:color w:val="0F0F0F"/>
-          <w:szCs w:val="28"/>
-        </w:rPr>
-        <w:t>「</w:t>
-      </w:r>
-      <w:r>
-        <w:rPr>
-          <w:rFonts w:hint="eastAsia"/>
-          <w:color w:val="0F0F0F"/>
-          <w:szCs w:val="28"/>
-        </w:rPr>
-        <w:t>我居</w:t>
-      </w:r>
-      <w:r>
-        <w:rPr>
-          <w:rFonts w:hint="eastAsia"/>
-          <w:color w:val="0F0F0F"/>
-          <w:szCs w:val="28"/>
-        </w:rPr>
-        <w:t>」</w:t>
-      </w:r>
-      <w:r>
-        <w:rPr>
-          <w:rFonts w:hint="eastAsia"/>
-          <w:color w:val="0F0F0F"/>
-          <w:szCs w:val="28"/>
-        </w:rPr>
-        <w:t>句：作者中說：</w:t>
-      </w:r>
-      <w:r>
-        <w:rPr>
-          <w:rFonts w:hint="eastAsia"/>
-          <w:color w:val="0F0F0F"/>
-          <w:szCs w:val="28"/>
-        </w:rPr>
-        <w:t>「</w:t>
-      </w:r>
-      <w:r>
-        <w:rPr>
-          <w:rFonts w:hint="eastAsia"/>
-          <w:color w:val="0F0F0F"/>
-          <w:szCs w:val="28"/>
-        </w:rPr>
-        <w:t>幾復在廣州四會，予在德州德平鎮，皆海濱也。</w:t>
-      </w:r>
-      <w:r>
-        <w:rPr>
-          <w:rFonts w:hint="eastAsia"/>
-          <w:color w:val="0F0F0F"/>
-          <w:szCs w:val="28"/>
-        </w:rPr>
-        <w:t>」</w:t>
-      </w:r>
-    </w:p>
-    <w:p>
-      <w:pPr>
-        <w:pStyle w:val="aa"/>
-        <w:numPr>
-          <w:ilvl w:val="0"/>
-          <w:numId w:val="35"/>
-        </w:numPr>
-        <w:spacing w:after="0" w:line="440" w:lineRule="exact"/>
-        <w:ind w:leftChars="0" w:right="0"/>
-        <w:rPr>
-          <w:color w:val="0F0F0F"/>
-          <w:szCs w:val="28"/>
-        </w:rPr>
-      </w:pPr>
-      <w:r>
-        <w:rPr>
-          <w:rFonts w:hint="eastAsia"/>
-          <w:color w:val="0F0F0F"/>
-          <w:szCs w:val="28"/>
-        </w:rPr>
-        <w:t>「</w:t>
-      </w:r>
-      <w:r>
-        <w:rPr>
-          <w:rFonts w:hint="eastAsia"/>
-          <w:color w:val="0F0F0F"/>
-          <w:szCs w:val="28"/>
-        </w:rPr>
-        <w:t>寄雁</w:t>
-      </w:r>
-      <w:r>
-        <w:rPr>
-          <w:rFonts w:hint="eastAsia"/>
-          <w:color w:val="0F0F0F"/>
-          <w:szCs w:val="28"/>
-        </w:rPr>
-        <w:t>」</w:t>
-      </w:r>
-      <w:r>
-        <w:rPr>
-          <w:rFonts w:hint="eastAsia"/>
-          <w:color w:val="0F0F0F"/>
-          <w:szCs w:val="28"/>
-        </w:rPr>
-        <w:t>句：</w:t>
-      </w:r>
-      <w:hyperlink r:id="rId9" w:history="1">
+        <w:proofErr w:type="gramEnd"/>
         <w:r>
           <w:rPr>
             <w:rStyle w:val="a8"/>
             <w:rFonts w:hint="eastAsia"/>
             <w:szCs w:val="28"/>
           </w:rPr>
-          <w:t>傳說雁南飛時不過衡陽回雁峰</w:t>
+          <w:t>南飛時不過衡陽</w:t>
         </w:r>
+        <w:proofErr w:type="gramStart"/>
+        <w:r>
+          <w:rPr>
+            <w:rStyle w:val="a8"/>
+            <w:rFonts w:hint="eastAsia"/>
+            <w:szCs w:val="28"/>
+          </w:rPr>
+          <w:t>回雁峰</w:t>
+        </w:r>
+        <w:proofErr w:type="gramEnd"/>
       </w:hyperlink>
       <w:r>
         <w:rPr>
@@ -560,7 +775,24 @@
           <w:color w:val="0F0F0F"/>
           <w:szCs w:val="28"/>
         </w:rPr>
-        <w:t>，更不用說嶺南了。</w:t>
+        <w:t>，更不用說</w:t>
+      </w:r>
+      <w:r>
+        <w:rPr>
+          <w:rFonts w:hint="eastAsia"/>
+          <w:color w:val="0F0F0F"/>
+          <w:szCs w:val="28"/>
+          <w:u w:val="single"/>
+        </w:rPr>
+        <w:t>嶺南</w:t>
+      </w:r>
+      <w:r>
+        <w:rPr>
+          <w:rFonts w:hint="eastAsia"/>
+          <w:color w:val="0F0F0F"/>
+          <w:szCs w:val="28"/>
+        </w:rPr>
+        <w:t>了。</w:t>
       </w:r>
     </w:p>
     <w:p>
@@ -570,13 +802,14 @@
           <w:ilvl w:val="0"/>
           <w:numId w:val="35"/>
         </w:numPr>
-        <w:spacing w:after="0" w:line="440" w:lineRule="exact"/>
-        <w:ind w:leftChars="0" w:right="0"/>
+        <w:spacing w:after="0" w:line="480" w:lineRule="exact"/>
+        <w:ind w:leftChars="0" w:left="284" w:right="0" w:hanging="301"/>
         <w:rPr>
           <w:color w:val="0F0F0F"/>
           <w:szCs w:val="28"/>
         </w:rPr>
       </w:pPr>
+      <w:proofErr w:type="gramStart"/>
       <w:r>
         <w:rPr>
           <w:rFonts w:hint="eastAsia"/>
@@ -585,6 +818,7 @@
         </w:rPr>
         <w:t>蘄</w:t>
       </w:r>
+      <w:proofErr w:type="gramEnd"/>
       <w:r>
         <w:rPr>
           <w:rFonts w:hint="eastAsia"/>
@@ -593,6 +827,7 @@
         </w:rPr>
         <w:t>(</w:t>
       </w:r>
+      <w:proofErr w:type="gramStart"/>
       <w:r>
         <w:rPr>
           <w:rFonts w:hint="eastAsia"/>
@@ -602,6 +837,7 @@
         </w:rPr>
         <w:t>ㄑㄧˊ</w:t>
       </w:r>
+      <w:proofErr w:type="gramEnd"/>
       <w:r>
         <w:rPr>
           <w:rFonts w:hint="eastAsia"/>
@@ -624,7 +860,25 @@
           <w:color w:val="0F0F0F"/>
           <w:szCs w:val="28"/>
         </w:rPr>
-        <w:t>祈求。通「祈」。</w:t>
+        <w:t>祈求。通「</w:t>
+      </w:r>
+      <w:proofErr w:type="gramStart"/>
+      <w:r>
+        <w:rPr>
+          <w:rFonts w:hint="eastAsia"/>
+          <w:color w:val="0F0F0F"/>
+          <w:szCs w:val="28"/>
+        </w:rPr>
+        <w:t>祈</w:t>
+      </w:r>
+      <w:proofErr w:type="gramEnd"/>
+      <w:r>
+        <w:rPr>
+          <w:rFonts w:hint="eastAsia"/>
+          <w:color w:val="0F0F0F"/>
+          <w:szCs w:val="28"/>
+        </w:rPr>
+        <w:t>」。</w:t>
       </w:r>
     </w:p>
     <w:p>
@@ -634,8 +888,8 @@
           <w:ilvl w:val="0"/>
           <w:numId w:val="35"/>
         </w:numPr>
-        <w:spacing w:after="0" w:line="440" w:lineRule="exact"/>
-        <w:ind w:leftChars="0" w:right="0"/>
+        <w:spacing w:after="0" w:line="480" w:lineRule="exact"/>
+        <w:ind w:leftChars="0" w:left="284" w:right="0" w:hanging="301"/>
         <w:rPr>
           <w:color w:val="0F0F0F"/>
           <w:szCs w:val="28"/>
@@ -656,6 +910,7 @@
         </w:rPr>
         <w:t>(</w:t>
       </w:r>
+      <w:proofErr w:type="gramStart"/>
       <w:r>
         <w:rPr>
           <w:rFonts w:hint="eastAsia"/>
@@ -665,6 +920,7 @@
         </w:rPr>
         <w:t>ㄍㄨㄥ</w:t>
       </w:r>
+      <w:proofErr w:type="gramEnd"/>
       <w:r>
         <w:rPr>
           <w:rFonts w:hint="eastAsia"/>
@@ -693,7 +949,23 @@
           <w:color w:val="0F0F0F"/>
           <w:szCs w:val="28"/>
         </w:rPr>
-        <w:t>手臂由肘到肩的部分，古代有三折肱而為良醫的說法。</w:t>
+        <w:t>手臂</w:t>
+      </w:r>
+      <w:proofErr w:type="gramStart"/>
+      <w:r>
+        <w:rPr>
+          <w:color w:val="0F0F0F"/>
+          <w:szCs w:val="28"/>
+        </w:rPr>
+        <w:t>由肘到肩</w:t>
+      </w:r>
+      <w:proofErr w:type="gramEnd"/>
+      <w:r>
+        <w:rPr>
+          <w:color w:val="0F0F0F"/>
+          <w:szCs w:val="28"/>
+        </w:rPr>
+        <w:t>的部分，古代有三折肱而為良醫的說法。</w:t>
       </w:r>
     </w:p>
     <w:p>
@@ -703,20 +975,136 @@
           <w:ilvl w:val="0"/>
           <w:numId w:val="35"/>
         </w:numPr>
-        <w:spacing w:after="0" w:line="440" w:lineRule="exact"/>
-        <w:ind w:leftChars="0" w:right="0"/>
-        <w:rPr>
-          <w:sz w:val="32"/>
-          <w:szCs w:val="32"/>
-        </w:rPr>
-      </w:pPr>
-      <w:r>
-        <w:rPr>
-          <w:rFonts w:hint="eastAsia"/>
+        <w:spacing w:after="0" w:line="480" w:lineRule="exact"/>
+        <w:ind w:leftChars="0" w:left="284" w:right="0" w:hanging="301"/>
+        <w:rPr>
           <w:color w:val="0F0F0F"/>
           <w:szCs w:val="28"/>
         </w:rPr>
-        <w:t>瘴溪：舊傳嶺南邊遠之地多瘴氣。</w:t>
+      </w:pPr>
+      <w:proofErr w:type="gramStart"/>
+      <w:r>
+        <w:rPr>
+          <w:rFonts w:hint="eastAsia"/>
+          <w:color w:val="0F0F0F"/>
+          <w:szCs w:val="28"/>
+        </w:rPr>
+        <w:t>瘴</w:t>
+      </w:r>
+      <w:proofErr w:type="gramEnd"/>
+      <w:r>
+        <w:rPr>
+          <w:rFonts w:hint="eastAsia"/>
+          <w:color w:val="0F0F0F"/>
+          <w:szCs w:val="28"/>
+        </w:rPr>
+        <w:t>溪：</w:t>
+      </w:r>
+      <w:proofErr w:type="gramStart"/>
+      <w:r>
+        <w:rPr>
+          <w:rFonts w:hint="eastAsia"/>
+          <w:color w:val="0F0F0F"/>
+          <w:szCs w:val="28"/>
+        </w:rPr>
+        <w:t>舊傳</w:t>
+      </w:r>
+      <w:r>
+        <w:rPr>
+          <w:rFonts w:hint="eastAsia"/>
+          <w:color w:val="0F0F0F"/>
+          <w:szCs w:val="28"/>
+          <w:u w:val="single"/>
+        </w:rPr>
+        <w:t>嶺南</w:t>
+      </w:r>
+      <w:proofErr w:type="gramEnd"/>
+      <w:r>
+        <w:rPr>
+          <w:rFonts w:hint="eastAsia"/>
+          <w:color w:val="0F0F0F"/>
+          <w:szCs w:val="28"/>
+        </w:rPr>
+        <w:t>邊遠之地多瘴氣。</w:t>
+      </w:r>
+      <w:proofErr w:type="gramStart"/>
+      <w:r>
+        <w:rPr>
+          <w:rFonts w:hint="eastAsia"/>
+          <w:color w:val="0F0F0F"/>
+          <w:szCs w:val="28"/>
+        </w:rPr>
+        <w:t>瘴</w:t>
+      </w:r>
+      <w:proofErr w:type="gramEnd"/>
+      <w:r>
+        <w:rPr>
+          <w:rFonts w:hint="eastAsia"/>
+          <w:color w:val="0F0F0F"/>
+          <w:szCs w:val="28"/>
+        </w:rPr>
+        <w:t>（</w:t>
+      </w:r>
+      <w:proofErr w:type="gramStart"/>
+      <w:r>
+        <w:rPr>
+          <w:rFonts w:hint="eastAsia"/>
+          <w:color w:val="FF0000"/>
+          <w:sz w:val="16"/>
+          <w:szCs w:val="16"/>
+        </w:rPr>
+        <w:t>ㄓㄤˋ</w:t>
+      </w:r>
+      <w:proofErr w:type="gramEnd"/>
+      <w:r>
+        <w:rPr>
+          <w:rFonts w:hint="eastAsia"/>
+          <w:color w:val="0F0F0F"/>
+          <w:szCs w:val="28"/>
+        </w:rPr>
+        <w:t>）</w:t>
+      </w:r>
+      <w:r>
+        <w:rPr>
+          <w:rFonts w:hint="eastAsia"/>
+          <w:color w:val="0F0F0F"/>
+          <w:szCs w:val="28"/>
+        </w:rPr>
+        <w:t>氣</w:t>
+      </w:r>
+      <w:r>
+        <w:rPr>
+          <w:rFonts w:hint="eastAsia"/>
+          <w:color w:val="0F0F0F"/>
+          <w:szCs w:val="28"/>
+        </w:rPr>
+        <w:t>：</w:t>
+      </w:r>
+      <w:proofErr w:type="gramStart"/>
+      <w:r>
+        <w:rPr>
+          <w:rFonts w:hint="eastAsia"/>
+          <w:color w:val="0F0F0F"/>
+          <w:szCs w:val="28"/>
+        </w:rPr>
+        <w:t>山林間因溼熱蒸鬱而成</w:t>
+      </w:r>
+      <w:proofErr w:type="gramEnd"/>
+      <w:r>
+        <w:rPr>
+          <w:rFonts w:hint="eastAsia"/>
+          <w:color w:val="0F0F0F"/>
+          <w:szCs w:val="28"/>
+        </w:rPr>
+        <w:t>的對人健康有礙的氣體</w:t>
+      </w:r>
+      <w:r>
+        <w:rPr>
+          <w:rFonts w:hint="eastAsia"/>
+          <w:color w:val="0F0F0F"/>
+          <w:szCs w:val="28"/>
+        </w:rPr>
+        <w:t>。</w:t>
       </w:r>
     </w:p>
     <w:p>
@@ -740,8 +1128,9 @@
     </w:p>
     <w:p>
       <w:pPr>
-        <w:spacing w:after="0" w:line="440" w:lineRule="exact"/>
+        <w:spacing w:after="0" w:line="480" w:lineRule="exact"/>
         <w:ind w:left="-17" w:right="0" w:firstLine="0"/>
+        <w:jc w:val="both"/>
         <w:rPr>
           <w:szCs w:val="28"/>
         </w:rPr>
@@ -758,7 +1147,7 @@
           <w:rFonts w:hint="eastAsia"/>
           <w:szCs w:val="28"/>
         </w:rPr>
-        <w:t>這首詩作於</w:t>
+        <w:t>這首詩是</w:t>
       </w:r>
       <w:r>
         <w:rPr>
@@ -766,14 +1155,14 @@
           <w:szCs w:val="28"/>
           <w:u w:val="single"/>
         </w:rPr>
-        <w:t>宋神宗</w:t>
-      </w:r>
-      <w:r>
-        <w:rPr>
-          <w:rFonts w:hint="eastAsia"/>
-          <w:szCs w:val="28"/>
-        </w:rPr>
-        <w:t xml:space="preserve"> </w:t>
+        <w:t>北宋</w:t>
+      </w:r>
+      <w:r>
+        <w:rPr>
+          <w:rFonts w:hint="eastAsia"/>
+          <w:szCs w:val="28"/>
+        </w:rPr>
+        <w:t>文學家</w:t>
       </w:r>
       <w:r>
         <w:rPr>
@@ -781,309 +1170,592 @@
           <w:szCs w:val="28"/>
           <w:u w:val="single"/>
         </w:rPr>
-        <w:t>元豐</w:t>
-      </w:r>
-      <w:r>
-        <w:rPr>
-          <w:rFonts w:hint="eastAsia"/>
-          <w:szCs w:val="28"/>
-        </w:rPr>
-        <w:t>八年（</w:t>
-      </w:r>
-      <w:r>
-        <w:rPr>
-          <w:szCs w:val="28"/>
-        </w:rPr>
-        <w:t>1085年）</w:t>
-      </w:r>
-      <w:r>
-        <w:rPr>
-          <w:rFonts w:hint="eastAsia"/>
-          <w:szCs w:val="28"/>
-        </w:rPr>
-        <w:t>。</w:t>
-      </w:r>
-      <w:r>
-        <w:rPr>
+        <w:t>黃庭堅</w:t>
+      </w:r>
+      <w:r>
+        <w:rPr>
+          <w:rFonts w:hint="eastAsia"/>
+          <w:szCs w:val="28"/>
+        </w:rPr>
+        <w:t>寄給好友</w:t>
+      </w:r>
+      <w:proofErr w:type="gramStart"/>
+      <w:r>
+        <w:rPr>
+          <w:rFonts w:hint="eastAsia"/>
           <w:szCs w:val="28"/>
           <w:u w:val="single"/>
         </w:rPr>
         <w:t>黃幾復</w:t>
       </w:r>
-      <w:r>
-        <w:rPr>
-          <w:szCs w:val="28"/>
-        </w:rPr>
-        <w:t>，名</w:t>
-      </w:r>
-      <w:r>
-        <w:rPr>
-          <w:szCs w:val="28"/>
-          <w:u w:val="single"/>
-        </w:rPr>
-        <w:t>介</w:t>
-      </w:r>
-      <w:r>
-        <w:rPr>
-          <w:szCs w:val="28"/>
-        </w:rPr>
-        <w:t>，</w:t>
-      </w:r>
-      <w:r>
-        <w:rPr>
-          <w:szCs w:val="28"/>
-          <w:u w:val="single"/>
-        </w:rPr>
-        <w:t>南昌</w:t>
-      </w:r>
-      <w:r>
-        <w:rPr>
-          <w:szCs w:val="28"/>
-        </w:rPr>
-        <w:t>（今</w:t>
-      </w:r>
-      <w:r>
-        <w:rPr>
-          <w:szCs w:val="28"/>
-          <w:u w:val="single"/>
-        </w:rPr>
-        <w:t>江西</w:t>
-      </w:r>
-      <w:r>
-        <w:rPr>
-          <w:rFonts w:hint="eastAsia"/>
-          <w:szCs w:val="28"/>
-        </w:rPr>
-        <w:t xml:space="preserve"> </w:t>
-      </w:r>
-      <w:r>
-        <w:rPr>
-          <w:szCs w:val="28"/>
-          <w:u w:val="single"/>
-        </w:rPr>
-        <w:t>南昌市</w:t>
-      </w:r>
-      <w:r>
-        <w:rPr>
-          <w:szCs w:val="28"/>
-        </w:rPr>
-        <w:t>）人，</w:t>
-      </w:r>
-      <w:r>
-        <w:rPr>
-          <w:rFonts w:hint="eastAsia"/>
-          <w:szCs w:val="28"/>
-          <w:u w:val="single"/>
-        </w:rPr>
-        <w:t>黃庭堅</w:t>
-      </w:r>
-      <w:r>
-        <w:rPr>
-          <w:rFonts w:hint="eastAsia"/>
-          <w:szCs w:val="28"/>
-        </w:rPr>
-        <w:t>與</w:t>
-      </w:r>
-      <w:r>
-        <w:rPr>
-          <w:rFonts w:hint="eastAsia"/>
-          <w:szCs w:val="28"/>
-          <w:u w:val="single"/>
-        </w:rPr>
-        <w:t>黃幾復</w:t>
-      </w:r>
-      <w:r>
-        <w:rPr>
-          <w:rFonts w:hint="eastAsia"/>
-          <w:szCs w:val="28"/>
-        </w:rPr>
-        <w:t>交情很深，為他寫過不少詩，如《留幾復飲》、《再留幾復飲》、《贈別幾復》等等。</w:t>
-      </w:r>
-      <w:r>
-        <w:rPr>
-          <w:rFonts w:hint="eastAsia"/>
-          <w:szCs w:val="28"/>
-        </w:rPr>
-        <w:t>當</w:t>
-      </w:r>
-      <w:r>
-        <w:rPr>
-          <w:szCs w:val="28"/>
-        </w:rPr>
-        <w:t>時</w:t>
-      </w:r>
-      <w:r>
-        <w:rPr>
-          <w:rFonts w:hint="eastAsia"/>
-          <w:bCs/>
-          <w:szCs w:val="28"/>
-        </w:rPr>
-        <w:t>詩人</w:t>
-      </w:r>
-      <w:r>
-        <w:rPr>
-          <w:rFonts w:hint="eastAsia"/>
-          <w:b/>
-          <w:szCs w:val="28"/>
-        </w:rPr>
-        <w:t>監</w:t>
-      </w:r>
-      <w:r>
-        <w:rPr>
-          <w:rFonts w:hint="eastAsia"/>
-          <w:bCs/>
-          <w:szCs w:val="28"/>
-          <w:u w:val="single"/>
-        </w:rPr>
-        <w:t>德州</w:t>
-      </w:r>
-      <w:r>
-        <w:rPr>
-          <w:rFonts w:hint="eastAsia"/>
-          <w:bCs/>
-          <w:szCs w:val="28"/>
-        </w:rPr>
-        <w:t>（今屬</w:t>
-      </w:r>
-      <w:r>
-        <w:rPr>
-          <w:rFonts w:hint="eastAsia"/>
-          <w:bCs/>
-          <w:szCs w:val="28"/>
-          <w:u w:val="single"/>
-        </w:rPr>
-        <w:t>山東</w:t>
-      </w:r>
-      <w:r>
-        <w:rPr>
-          <w:rFonts w:hint="eastAsia"/>
-          <w:bCs/>
-          <w:szCs w:val="28"/>
-        </w:rPr>
-        <w:t>）</w:t>
-      </w:r>
-      <w:r>
-        <w:rPr>
-          <w:rFonts w:hint="eastAsia"/>
-          <w:bCs/>
-          <w:szCs w:val="28"/>
-          <w:u w:val="single"/>
-        </w:rPr>
-        <w:t>德平鎮</w:t>
-      </w:r>
-      <w:r>
-        <w:rPr>
-          <w:rFonts w:hint="eastAsia"/>
-          <w:bCs/>
-          <w:szCs w:val="28"/>
-        </w:rPr>
-        <w:t>，</w:t>
-      </w:r>
-      <w:r>
-        <w:rPr>
-          <w:rFonts w:hint="eastAsia"/>
-          <w:bCs/>
-          <w:szCs w:val="28"/>
-        </w:rPr>
-        <w:t>而</w:t>
-      </w:r>
-      <w:r>
-        <w:rPr>
-          <w:szCs w:val="28"/>
-          <w:u w:val="single"/>
-        </w:rPr>
-        <w:t>黃幾復</w:t>
-      </w:r>
-      <w:r>
-        <w:rPr>
-          <w:szCs w:val="28"/>
-        </w:rPr>
-        <w:t>知</w:t>
-      </w:r>
-      <w:r>
-        <w:rPr>
-          <w:szCs w:val="28"/>
-          <w:u w:val="single"/>
-        </w:rPr>
-        <w:t>四會縣</w:t>
-      </w:r>
-      <w:r>
-        <w:rPr>
-          <w:szCs w:val="28"/>
-        </w:rPr>
-        <w:t>（今</w:t>
-      </w:r>
-      <w:r>
-        <w:rPr>
-          <w:szCs w:val="28"/>
-          <w:u w:val="single"/>
-        </w:rPr>
-        <w:t>廣東四會縣</w:t>
-      </w:r>
-      <w:r>
-        <w:rPr>
-          <w:szCs w:val="28"/>
-        </w:rPr>
-        <w:t>）。當時兩人分處天南海北，</w:t>
-      </w:r>
-      <w:r>
-        <w:rPr>
-          <w:szCs w:val="28"/>
-          <w:u w:val="single"/>
-        </w:rPr>
-        <w:t>黃庭堅</w:t>
-      </w:r>
-      <w:r>
-        <w:rPr>
-          <w:szCs w:val="28"/>
-        </w:rPr>
-        <w:t>遙想友人，寫下了這首詩。</w:t>
-      </w:r>
-      <w:r>
-        <w:rPr>
-          <w:rFonts w:hint="eastAsia"/>
-          <w:szCs w:val="28"/>
-        </w:rPr>
-        <w:t>這首《寄黃幾復》，稱讚</w:t>
-      </w:r>
-      <w:r>
-        <w:rPr>
-          <w:rFonts w:hint="eastAsia"/>
-          <w:szCs w:val="28"/>
-          <w:u w:val="single"/>
-        </w:rPr>
-        <w:t>黃幾復</w:t>
-      </w:r>
-      <w:r>
-        <w:rPr>
-          <w:rFonts w:hint="eastAsia"/>
-          <w:szCs w:val="28"/>
-        </w:rPr>
-        <w:t>廉正、幹練、好學，而對其垂老沉淪的處境，深表惋惜。</w:t>
+      <w:proofErr w:type="gramEnd"/>
+      <w:r>
+        <w:rPr>
+          <w:rFonts w:hint="eastAsia"/>
+          <w:szCs w:val="28"/>
+        </w:rPr>
+        <w:t>的代表作。</w:t>
+      </w:r>
+      <w:proofErr w:type="gramStart"/>
+      <w:r>
+        <w:rPr>
+          <w:rFonts w:hint="eastAsia"/>
+          <w:szCs w:val="28"/>
+        </w:rPr>
+        <w:t>全詩通過</w:t>
+      </w:r>
+      <w:proofErr w:type="gramEnd"/>
+      <w:r>
+        <w:rPr>
+          <w:rFonts w:hint="eastAsia"/>
+          <w:szCs w:val="28"/>
+        </w:rPr>
+        <w:t>對比彼此的處境，表達了對友人高尚品格的由衷讚美，以及深</w:t>
+      </w:r>
+      <w:proofErr w:type="gramStart"/>
+      <w:r>
+        <w:rPr>
+          <w:rFonts w:hint="eastAsia"/>
+          <w:szCs w:val="28"/>
+        </w:rPr>
+        <w:t>沉</w:t>
+      </w:r>
+      <w:proofErr w:type="gramEnd"/>
+      <w:r>
+        <w:rPr>
+          <w:rFonts w:hint="eastAsia"/>
+          <w:szCs w:val="28"/>
+        </w:rPr>
+        <w:t>的思念與懷才不遇的慨嘆。</w:t>
       </w:r>
     </w:p>
     <w:p>
       <w:pPr>
-        <w:spacing w:beforeLines="50" w:before="120" w:after="0" w:line="440" w:lineRule="exact"/>
+        <w:spacing w:after="0" w:line="480" w:lineRule="exact"/>
         <w:ind w:left="-17" w:right="0" w:firstLine="0"/>
-        <w:rPr>
-          <w:szCs w:val="28"/>
-        </w:rPr>
-      </w:pPr>
-      <w:r>
-        <w:rPr>
-          <w:rFonts w:hint="eastAsia"/>
-          <w:sz w:val="32"/>
-          <w:szCs w:val="32"/>
-          <w:bdr w:val="single" w:sz="4" w:space="0" w:color="auto"/>
-        </w:rPr>
-        <w:t>賞析</w:t>
+        <w:jc w:val="both"/>
+        <w:rPr>
+          <w:szCs w:val="28"/>
+        </w:rPr>
+      </w:pPr>
+      <w:r>
+        <w:rPr>
+          <w:rFonts w:hint="eastAsia"/>
+          <w:szCs w:val="28"/>
+        </w:rPr>
+        <w:t xml:space="preserve">　　</w:t>
+      </w:r>
+      <w:proofErr w:type="gramStart"/>
+      <w:r>
+        <w:rPr>
+          <w:rFonts w:hint="eastAsia"/>
+          <w:szCs w:val="28"/>
+        </w:rPr>
+        <w:t>本詩最為</w:t>
+      </w:r>
+      <w:proofErr w:type="gramEnd"/>
+      <w:r>
+        <w:rPr>
+          <w:rFonts w:hint="eastAsia"/>
+          <w:szCs w:val="28"/>
+        </w:rPr>
+        <w:t>人稱道的</w:t>
+      </w:r>
+      <w:proofErr w:type="gramStart"/>
+      <w:r>
+        <w:rPr>
+          <w:rFonts w:hint="eastAsia"/>
+          <w:szCs w:val="28"/>
+        </w:rPr>
+        <w:t>是</w:t>
+      </w:r>
+      <w:r>
+        <w:rPr>
+          <w:rFonts w:hint="eastAsia"/>
+          <w:b/>
+          <w:bCs/>
+          <w:szCs w:val="28"/>
+        </w:rPr>
+        <w:t>頷聯</w:t>
+      </w:r>
+      <w:proofErr w:type="gramEnd"/>
+      <w:r>
+        <w:rPr>
+          <w:rFonts w:hint="eastAsia"/>
+          <w:szCs w:val="28"/>
+        </w:rPr>
+        <w:t>：「桃李春風一杯酒，江湖夜雨十年燈」。</w:t>
+      </w:r>
+      <w:proofErr w:type="gramStart"/>
+      <w:r>
+        <w:rPr>
+          <w:rFonts w:hint="eastAsia"/>
+          <w:szCs w:val="28"/>
+        </w:rPr>
+        <w:t>這兩句將</w:t>
+      </w:r>
+      <w:proofErr w:type="gramEnd"/>
+      <w:r>
+        <w:rPr>
+          <w:rFonts w:hint="eastAsia"/>
+          <w:szCs w:val="28"/>
+        </w:rPr>
+        <w:t>「昔日短暫相聚的歡樂」與「別後漫長孤寂的漂泊」對舉，形成極具張力的時空對比。</w:t>
       </w:r>
     </w:p>
     <w:p>
       <w:pPr>
-        <w:spacing w:after="0" w:line="440" w:lineRule="exact"/>
-        <w:ind w:left="-6" w:right="0" w:hanging="11"/>
+        <w:spacing w:afterLines="50" w:after="120" w:line="480" w:lineRule="exact"/>
+        <w:ind w:left="-17" w:right="0" w:firstLine="0"/>
+        <w:jc w:val="both"/>
+        <w:rPr>
+          <w:szCs w:val="28"/>
+        </w:rPr>
+      </w:pPr>
+      <w:r>
+        <w:rPr>
+          <w:rFonts w:hint="eastAsia"/>
+          <w:szCs w:val="28"/>
+        </w:rPr>
+        <w:t xml:space="preserve">　　</w:t>
+      </w:r>
+      <w:r>
+        <w:rPr>
+          <w:rFonts w:hint="eastAsia"/>
+          <w:szCs w:val="28"/>
+        </w:rPr>
+        <w:t>如果我們將其時空與情感的維度量化，可以更直觀地感受其結構的對稱美與內在的沉重感：</w:t>
+      </w:r>
+    </w:p>
+    <w:tbl>
+      <w:tblPr>
+        <w:tblStyle w:val="ad"/>
+        <w:tblW w:w="0" w:type="auto"/>
+        <w:tblInd w:w="-17" w:type="dxa"/>
+        <w:tblLook w:val="04A0" w:firstRow="1" w:lastRow="0" w:firstColumn="1" w:lastColumn="0" w:noHBand="0" w:noVBand="1"/>
+      </w:tblPr>
+      <w:tblGrid>
+        <w:gridCol w:w="1855"/>
+        <w:gridCol w:w="4820"/>
+        <w:gridCol w:w="4087"/>
+      </w:tblGrid>
+      <w:tr>
+        <w:tc>
+          <w:tcPr>
+            <w:tcW w:w="1855" w:type="dxa"/>
+          </w:tcPr>
+          <w:p>
+            <w:pPr>
+              <w:spacing w:after="0" w:line="480" w:lineRule="exact"/>
+              <w:ind w:left="0" w:right="0" w:firstLine="0"/>
+              <w:jc w:val="both"/>
+              <w:rPr>
+                <w:bCs/>
+                <w:spacing w:val="-6"/>
+                <w:szCs w:val="28"/>
+              </w:rPr>
+            </w:pPr>
+            <w:r>
+              <w:rPr>
+                <w:rFonts w:hint="eastAsia"/>
+                <w:bCs/>
+                <w:spacing w:val="-6"/>
+                <w:szCs w:val="28"/>
+              </w:rPr>
+              <w:t>意象維度</w:t>
+            </w:r>
+          </w:p>
+        </w:tc>
+        <w:tc>
+          <w:tcPr>
+            <w:tcW w:w="4820" w:type="dxa"/>
+          </w:tcPr>
+          <w:p>
+            <w:pPr>
+              <w:spacing w:after="0" w:line="480" w:lineRule="exact"/>
+              <w:ind w:left="0" w:right="0" w:firstLine="0"/>
+              <w:jc w:val="both"/>
+              <w:rPr>
+                <w:bCs/>
+                <w:spacing w:val="-6"/>
+                <w:szCs w:val="28"/>
+              </w:rPr>
+            </w:pPr>
+            <w:r>
+              <w:rPr>
+                <w:rFonts w:hint="eastAsia"/>
+                <w:bCs/>
+                <w:spacing w:val="-6"/>
+                <w:szCs w:val="28"/>
+              </w:rPr>
+              <w:t>上聯：桃李春風一杯酒</w:t>
+            </w:r>
+          </w:p>
+        </w:tc>
+        <w:tc>
+          <w:tcPr>
+            <w:tcW w:w="4087" w:type="dxa"/>
+          </w:tcPr>
+          <w:p>
+            <w:pPr>
+              <w:spacing w:after="0" w:line="480" w:lineRule="exact"/>
+              <w:ind w:left="0" w:right="0" w:firstLine="0"/>
+              <w:jc w:val="both"/>
+              <w:rPr>
+                <w:bCs/>
+                <w:spacing w:val="-6"/>
+                <w:szCs w:val="28"/>
+              </w:rPr>
+            </w:pPr>
+            <w:r>
+              <w:rPr>
+                <w:rFonts w:hint="eastAsia"/>
+                <w:bCs/>
+                <w:spacing w:val="-6"/>
+                <w:szCs w:val="28"/>
+              </w:rPr>
+              <w:t>下聯：江湖夜雨十年燈</w:t>
+            </w:r>
+          </w:p>
+        </w:tc>
+      </w:tr>
+      <w:tr>
+        <w:tc>
+          <w:tcPr>
+            <w:tcW w:w="1855" w:type="dxa"/>
+          </w:tcPr>
+          <w:p>
+            <w:pPr>
+              <w:spacing w:after="0" w:line="480" w:lineRule="exact"/>
+              <w:ind w:left="0" w:right="0" w:firstLine="0"/>
+              <w:jc w:val="both"/>
+              <w:rPr>
+                <w:bCs/>
+                <w:spacing w:val="-6"/>
+                <w:szCs w:val="28"/>
+              </w:rPr>
+            </w:pPr>
+            <w:r>
+              <w:rPr>
+                <w:rFonts w:hint="eastAsia"/>
+                <w:bCs/>
+                <w:spacing w:val="-6"/>
+                <w:szCs w:val="28"/>
+              </w:rPr>
+              <w:t>時間跨度</w:t>
+            </w:r>
+          </w:p>
+        </w:tc>
+        <w:tc>
+          <w:tcPr>
+            <w:tcW w:w="4820" w:type="dxa"/>
+          </w:tcPr>
+          <w:p>
+            <w:pPr>
+              <w:spacing w:after="0" w:line="480" w:lineRule="exact"/>
+              <w:ind w:left="0" w:right="0" w:firstLine="0"/>
+              <w:jc w:val="both"/>
+              <w:rPr>
+                <w:bCs/>
+                <w:spacing w:val="-6"/>
+                <w:szCs w:val="28"/>
+              </w:rPr>
+            </w:pPr>
+            <w:r>
+              <w:rPr>
+                <w:rFonts w:hint="eastAsia"/>
+                <w:bCs/>
+                <w:spacing w:val="-6"/>
+                <w:szCs w:val="28"/>
+              </w:rPr>
+              <w:t>瞬間（相聚飲酒的片刻）</w:t>
+            </w:r>
+          </w:p>
+        </w:tc>
+        <w:tc>
+          <w:tcPr>
+            <w:tcW w:w="4087" w:type="dxa"/>
+          </w:tcPr>
+          <w:p>
+            <w:pPr>
+              <w:spacing w:after="0" w:line="480" w:lineRule="exact"/>
+              <w:ind w:left="0" w:right="0" w:firstLine="0"/>
+              <w:jc w:val="both"/>
+              <w:rPr>
+                <w:bCs/>
+                <w:spacing w:val="-6"/>
+                <w:szCs w:val="28"/>
+              </w:rPr>
+            </w:pPr>
+            <w:r>
+              <w:rPr>
+                <w:rFonts w:hint="eastAsia"/>
+                <w:bCs/>
+                <w:spacing w:val="-6"/>
+                <w:szCs w:val="28"/>
+              </w:rPr>
+              <w:t>漫長（離別孤寂的十年）</w:t>
+            </w:r>
+          </w:p>
+        </w:tc>
+      </w:tr>
+      <w:tr>
+        <w:tc>
+          <w:tcPr>
+            <w:tcW w:w="1855" w:type="dxa"/>
+          </w:tcPr>
+          <w:p>
+            <w:pPr>
+              <w:spacing w:after="0" w:line="480" w:lineRule="exact"/>
+              <w:ind w:left="0" w:right="0" w:firstLine="0"/>
+              <w:jc w:val="both"/>
+              <w:rPr>
+                <w:bCs/>
+                <w:spacing w:val="-6"/>
+                <w:szCs w:val="28"/>
+              </w:rPr>
+            </w:pPr>
+            <w:r>
+              <w:rPr>
+                <w:rFonts w:hint="eastAsia"/>
+                <w:bCs/>
+                <w:spacing w:val="-6"/>
+                <w:szCs w:val="28"/>
+              </w:rPr>
+              <w:t>空間範疇</w:t>
+            </w:r>
+          </w:p>
+        </w:tc>
+        <w:tc>
+          <w:tcPr>
+            <w:tcW w:w="4820" w:type="dxa"/>
+          </w:tcPr>
+          <w:p>
+            <w:pPr>
+              <w:spacing w:after="0" w:line="480" w:lineRule="exact"/>
+              <w:ind w:left="0" w:right="0" w:firstLine="0"/>
+              <w:jc w:val="both"/>
+              <w:rPr>
+                <w:bCs/>
+                <w:spacing w:val="-6"/>
+                <w:szCs w:val="28"/>
+              </w:rPr>
+            </w:pPr>
+            <w:r>
+              <w:rPr>
+                <w:rFonts w:hint="eastAsia"/>
+                <w:bCs/>
+                <w:spacing w:val="-6"/>
+                <w:szCs w:val="28"/>
+              </w:rPr>
+              <w:t>局部（京城或某個溫暖的室內）</w:t>
+            </w:r>
+          </w:p>
+        </w:tc>
+        <w:tc>
+          <w:tcPr>
+            <w:tcW w:w="4087" w:type="dxa"/>
+          </w:tcPr>
+          <w:p>
+            <w:pPr>
+              <w:spacing w:after="0" w:line="480" w:lineRule="exact"/>
+              <w:ind w:left="0" w:right="0" w:firstLine="0"/>
+              <w:jc w:val="both"/>
+              <w:rPr>
+                <w:bCs/>
+                <w:spacing w:val="-6"/>
+                <w:szCs w:val="28"/>
+              </w:rPr>
+            </w:pPr>
+            <w:r>
+              <w:rPr>
+                <w:rFonts w:hint="eastAsia"/>
+                <w:bCs/>
+                <w:spacing w:val="-6"/>
+                <w:szCs w:val="28"/>
+              </w:rPr>
+              <w:t>廣闊（坎坷漂泊的江湖）</w:t>
+            </w:r>
+          </w:p>
+        </w:tc>
+      </w:tr>
+      <w:tr>
+        <w:tc>
+          <w:tcPr>
+            <w:tcW w:w="1855" w:type="dxa"/>
+          </w:tcPr>
+          <w:p>
+            <w:pPr>
+              <w:spacing w:after="0" w:line="480" w:lineRule="exact"/>
+              <w:ind w:left="0" w:right="0" w:firstLine="0"/>
+              <w:jc w:val="both"/>
+              <w:rPr>
+                <w:bCs/>
+                <w:spacing w:val="-6"/>
+                <w:szCs w:val="28"/>
+              </w:rPr>
+            </w:pPr>
+            <w:r>
+              <w:rPr>
+                <w:rFonts w:hint="eastAsia"/>
+                <w:bCs/>
+                <w:spacing w:val="-6"/>
+                <w:szCs w:val="28"/>
+              </w:rPr>
+              <w:t>色彩意境</w:t>
+            </w:r>
+          </w:p>
+        </w:tc>
+        <w:tc>
+          <w:tcPr>
+            <w:tcW w:w="4820" w:type="dxa"/>
+          </w:tcPr>
+          <w:p>
+            <w:pPr>
+              <w:spacing w:after="0" w:line="480" w:lineRule="exact"/>
+              <w:ind w:left="0" w:right="0" w:firstLine="0"/>
+              <w:jc w:val="both"/>
+              <w:rPr>
+                <w:bCs/>
+                <w:spacing w:val="-6"/>
+                <w:szCs w:val="28"/>
+              </w:rPr>
+            </w:pPr>
+            <w:r>
+              <w:rPr>
+                <w:rFonts w:hint="eastAsia"/>
+                <w:bCs/>
+                <w:spacing w:val="-6"/>
+                <w:szCs w:val="28"/>
+              </w:rPr>
+              <w:t>明亮、溫暖、生機盎然</w:t>
+            </w:r>
+          </w:p>
+        </w:tc>
+        <w:tc>
+          <w:tcPr>
+            <w:tcW w:w="4087" w:type="dxa"/>
+          </w:tcPr>
+          <w:p>
+            <w:pPr>
+              <w:spacing w:after="0" w:line="480" w:lineRule="exact"/>
+              <w:ind w:left="0" w:right="0" w:firstLine="0"/>
+              <w:jc w:val="both"/>
+              <w:rPr>
+                <w:bCs/>
+                <w:spacing w:val="-6"/>
+                <w:szCs w:val="28"/>
+              </w:rPr>
+            </w:pPr>
+            <w:r>
+              <w:rPr>
+                <w:rFonts w:hint="eastAsia"/>
+                <w:bCs/>
+                <w:spacing w:val="-6"/>
+                <w:szCs w:val="28"/>
+              </w:rPr>
+              <w:t>昏暗、陰冷、</w:t>
+            </w:r>
+            <w:proofErr w:type="gramStart"/>
+            <w:r>
+              <w:rPr>
+                <w:rFonts w:hint="eastAsia"/>
+                <w:bCs/>
+                <w:spacing w:val="-6"/>
+                <w:szCs w:val="28"/>
+              </w:rPr>
+              <w:t>孤燈相伴</w:t>
+            </w:r>
+            <w:proofErr w:type="gramEnd"/>
+          </w:p>
+        </w:tc>
+      </w:tr>
+      <w:tr>
+        <w:tc>
+          <w:tcPr>
+            <w:tcW w:w="1855" w:type="dxa"/>
+          </w:tcPr>
+          <w:p>
+            <w:pPr>
+              <w:spacing w:after="0" w:line="480" w:lineRule="exact"/>
+              <w:ind w:left="0" w:right="0" w:firstLine="0"/>
+              <w:jc w:val="both"/>
+              <w:rPr>
+                <w:bCs/>
+                <w:spacing w:val="-6"/>
+                <w:szCs w:val="28"/>
+              </w:rPr>
+            </w:pPr>
+            <w:r>
+              <w:rPr>
+                <w:rFonts w:hint="eastAsia"/>
+                <w:bCs/>
+                <w:spacing w:val="-6"/>
+                <w:szCs w:val="28"/>
+              </w:rPr>
+              <w:t>情感基調</w:t>
+            </w:r>
+          </w:p>
+        </w:tc>
+        <w:tc>
+          <w:tcPr>
+            <w:tcW w:w="4820" w:type="dxa"/>
+          </w:tcPr>
+          <w:p>
+            <w:pPr>
+              <w:spacing w:after="0" w:line="480" w:lineRule="exact"/>
+              <w:ind w:left="0" w:right="0" w:firstLine="0"/>
+              <w:jc w:val="both"/>
+              <w:rPr>
+                <w:bCs/>
+                <w:spacing w:val="-6"/>
+                <w:szCs w:val="28"/>
+              </w:rPr>
+            </w:pPr>
+            <w:r>
+              <w:rPr>
+                <w:rFonts w:hint="eastAsia"/>
+                <w:bCs/>
+                <w:spacing w:val="-6"/>
+                <w:szCs w:val="28"/>
+              </w:rPr>
+              <w:t>歡欣與短暫的慰藉</w:t>
+            </w:r>
+          </w:p>
+        </w:tc>
+        <w:tc>
+          <w:tcPr>
+            <w:tcW w:w="4087" w:type="dxa"/>
+          </w:tcPr>
+          <w:p>
+            <w:pPr>
+              <w:spacing w:after="0" w:line="480" w:lineRule="exact"/>
+              <w:ind w:left="0" w:right="0" w:firstLine="0"/>
+              <w:jc w:val="both"/>
+              <w:rPr>
+                <w:bCs/>
+                <w:spacing w:val="-6"/>
+                <w:szCs w:val="28"/>
+              </w:rPr>
+            </w:pPr>
+            <w:r>
+              <w:rPr>
+                <w:rFonts w:hint="eastAsia"/>
+                <w:bCs/>
+                <w:spacing w:val="-6"/>
+                <w:szCs w:val="28"/>
+              </w:rPr>
+              <w:t>淒涼與無盡的思念</w:t>
+            </w:r>
+          </w:p>
+        </w:tc>
+      </w:tr>
+    </w:tbl>
+    <w:p>
+      <w:pPr>
+        <w:spacing w:after="0" w:line="480" w:lineRule="exact"/>
+        <w:ind w:left="-17" w:right="0" w:firstLine="0"/>
+        <w:jc w:val="both"/>
         <w:rPr>
           <w:bCs/>
           <w:szCs w:val="28"/>
@@ -1095,15 +1767,43 @@
           <w:bCs/>
           <w:szCs w:val="28"/>
         </w:rPr>
-        <w:t xml:space="preserve">    </w:t>
+        <w:lastRenderedPageBreak/>
+        <w:t xml:space="preserve">　　</w:t>
       </w:r>
       <w:r>
         <w:rPr>
           <w:rFonts w:hint="eastAsia"/>
           <w:bCs/>
           <w:szCs w:val="28"/>
-        </w:rPr>
-        <w:t>這首詩首聯「我居北海君南海，寄雁傳書謝不能」抒寫了對遠方友人的思念之情。前句</w:t>
+          <w:u w:val="single"/>
+        </w:rPr>
+        <w:t>黃庭堅</w:t>
+      </w:r>
+      <w:r>
+        <w:rPr>
+          <w:rFonts w:hint="eastAsia"/>
+          <w:bCs/>
+          <w:szCs w:val="28"/>
+        </w:rPr>
+        <w:t>僅用六個名詞意象</w:t>
+      </w:r>
+      <w:proofErr w:type="gramStart"/>
+      <w:r>
+        <w:rPr>
+          <w:rFonts w:hint="eastAsia"/>
+          <w:bCs/>
+          <w:szCs w:val="28"/>
+        </w:rPr>
+        <w:t>的疊加</w:t>
+      </w:r>
+      <w:proofErr w:type="gramEnd"/>
+      <w:r>
+        <w:rPr>
+          <w:rFonts w:hint="eastAsia"/>
+          <w:bCs/>
+          <w:szCs w:val="28"/>
+        </w:rPr>
+        <w:t>，便勾勒出縱向十年的時間跨度與橫向江湖的空間廣度。上聯的「一杯酒」在春風中何其</w:t>
       </w:r>
       <w:r>
         <w:rPr>
@@ -1111,7 +1811,7 @@
           <w:b/>
           <w:szCs w:val="28"/>
         </w:rPr>
-        <w:t>化用</w:t>
+        <w:t>豪邁快意</w:t>
       </w:r>
       <w:r>
         <w:rPr>
@@ -1119,128 +1819,17 @@
           <w:bCs/>
           <w:szCs w:val="28"/>
         </w:rPr>
-        <w:t>《左傳》中</w:t>
-      </w:r>
-      <w:r>
-        <w:rPr>
-          <w:rFonts w:ascii="Arial" w:hAnsi="Arial" w:cs="Arial"/>
-          <w:color w:val="202124"/>
-          <w:sz w:val="30"/>
-          <w:szCs w:val="30"/>
-          <w:u w:val="single"/>
-          <w:shd w:val="clear" w:color="auto" w:fill="FFFFFF"/>
-        </w:rPr>
-        <w:t>楚成王</w:t>
-      </w:r>
-      <w:r>
-        <w:rPr>
-          <w:rFonts w:ascii="Arial" w:hAnsi="Arial" w:cs="Arial" w:hint="eastAsia"/>
-          <w:color w:val="202124"/>
-          <w:sz w:val="30"/>
-          <w:szCs w:val="30"/>
-          <w:shd w:val="clear" w:color="auto" w:fill="FFFFFF"/>
-        </w:rPr>
-        <w:t>派使者</w:t>
-      </w:r>
-      <w:r>
-        <w:rPr>
-          <w:rFonts w:hint="eastAsia"/>
-          <w:bCs/>
-          <w:szCs w:val="28"/>
-        </w:rPr>
-        <w:t>對</w:t>
-      </w:r>
-      <w:r>
-        <w:rPr>
-          <w:rFonts w:hint="eastAsia"/>
-          <w:bCs/>
-          <w:szCs w:val="28"/>
-          <w:u w:val="single"/>
-        </w:rPr>
-        <w:t>齊桓公</w:t>
-      </w:r>
-      <w:r>
-        <w:rPr>
-          <w:rFonts w:hint="eastAsia"/>
-          <w:bCs/>
-          <w:szCs w:val="28"/>
-        </w:rPr>
-        <w:t>所說的「君處北海，寡人處南海」，說明海天茫茫相距</w:t>
-      </w:r>
-      <w:r>
-        <w:rPr>
-          <w:rFonts w:hint="eastAsia"/>
-          <w:b/>
-          <w:szCs w:val="28"/>
-        </w:rPr>
-        <w:t>遼遠</w:t>
-      </w:r>
-      <w:r>
-        <w:rPr>
-          <w:rFonts w:hint="eastAsia"/>
-          <w:bCs/>
-          <w:szCs w:val="28"/>
-        </w:rPr>
-        <w:t>。後句是說通信頗為不易。古人有雁足傳書之說，但又說鴻雁南飛止於</w:t>
-      </w:r>
-      <w:r>
-        <w:rPr>
-          <w:rFonts w:hint="eastAsia"/>
-          <w:bCs/>
-          <w:szCs w:val="28"/>
-          <w:u w:val="single"/>
-        </w:rPr>
-        <w:t>衡陽</w:t>
-      </w:r>
-      <w:r>
-        <w:rPr>
-          <w:rFonts w:hint="eastAsia"/>
-          <w:bCs/>
-          <w:szCs w:val="28"/>
-        </w:rPr>
-        <w:t>，而</w:t>
-      </w:r>
-      <w:r>
-        <w:rPr>
-          <w:rFonts w:hint="eastAsia"/>
-          <w:bCs/>
-          <w:szCs w:val="28"/>
-          <w:u w:val="single"/>
-        </w:rPr>
-        <w:t>四會</w:t>
-      </w:r>
-      <w:r>
-        <w:rPr>
-          <w:rFonts w:hint="eastAsia"/>
-          <w:bCs/>
-          <w:szCs w:val="28"/>
-        </w:rPr>
-        <w:t>在</w:t>
-      </w:r>
-      <w:r>
-        <w:rPr>
-          <w:rFonts w:hint="eastAsia"/>
-          <w:bCs/>
-          <w:szCs w:val="28"/>
-          <w:u w:val="single"/>
-        </w:rPr>
-        <w:t>衡陽</w:t>
-      </w:r>
-      <w:r>
-        <w:rPr>
-          <w:rFonts w:hint="eastAsia"/>
-          <w:bCs/>
-          <w:szCs w:val="28"/>
-        </w:rPr>
-        <w:t>之南。所以，想托鴻雁捎封信去也被謝絕。</w:t>
+        <w:t>，下聯的「十年燈」在夜雨中就有多麼孤寂落寞。</w:t>
       </w:r>
     </w:p>
     <w:p>
       <w:pPr>
-        <w:spacing w:after="0" w:line="440" w:lineRule="exact"/>
-        <w:ind w:left="-6" w:right="0" w:hanging="11"/>
+        <w:spacing w:after="0" w:line="480" w:lineRule="exact"/>
+        <w:ind w:left="-17" w:right="0" w:firstLine="0"/>
+        <w:jc w:val="both"/>
         <w:rPr>
           <w:bCs/>
+          <w:spacing w:val="-6"/>
           <w:szCs w:val="28"/>
         </w:rPr>
       </w:pPr>
@@ -1248,231 +1837,288 @@
         <w:rPr>
           <w:rFonts w:hint="eastAsia"/>
           <w:bCs/>
-          <w:szCs w:val="28"/>
-        </w:rPr>
-        <w:t xml:space="preserve">    </w:t>
-      </w:r>
+          <w:spacing w:val="-6"/>
+          <w:szCs w:val="28"/>
+        </w:rPr>
+        <w:t xml:space="preserve">　　</w:t>
+      </w:r>
+      <w:proofErr w:type="gramStart"/>
+      <w:r>
+        <w:rPr>
+          <w:rFonts w:hint="eastAsia"/>
+          <w:bCs/>
+          <w:spacing w:val="-6"/>
+          <w:szCs w:val="28"/>
+        </w:rPr>
+        <w:t>腹聯</w:t>
+      </w:r>
+      <w:proofErr w:type="gramEnd"/>
+      <w:r>
+        <w:rPr>
+          <w:rFonts w:hint="eastAsia"/>
+          <w:bCs/>
+          <w:spacing w:val="-6"/>
+          <w:szCs w:val="28"/>
+        </w:rPr>
+        <w:t>「持家但有四</w:t>
+      </w:r>
+      <w:proofErr w:type="gramStart"/>
+      <w:r>
+        <w:rPr>
+          <w:rFonts w:hint="eastAsia"/>
+          <w:bCs/>
+          <w:spacing w:val="-6"/>
+          <w:szCs w:val="28"/>
+        </w:rPr>
+        <w:t>立壁</w:t>
+      </w:r>
+      <w:proofErr w:type="gramEnd"/>
+      <w:r>
+        <w:rPr>
+          <w:rFonts w:hint="eastAsia"/>
+          <w:bCs/>
+          <w:spacing w:val="-6"/>
+          <w:szCs w:val="28"/>
+        </w:rPr>
+        <w:t>，治病不</w:t>
+      </w:r>
+      <w:proofErr w:type="gramStart"/>
+      <w:r>
+        <w:rPr>
+          <w:rFonts w:hint="eastAsia"/>
+          <w:bCs/>
+          <w:spacing w:val="-6"/>
+          <w:szCs w:val="28"/>
+        </w:rPr>
+        <w:t>蘄</w:t>
+      </w:r>
+      <w:proofErr w:type="gramEnd"/>
+      <w:r>
+        <w:rPr>
+          <w:rFonts w:hint="eastAsia"/>
+          <w:bCs/>
+          <w:spacing w:val="-6"/>
+          <w:szCs w:val="28"/>
+        </w:rPr>
+        <w:t>三折肱」，轉入對</w:t>
+      </w:r>
+      <w:proofErr w:type="gramStart"/>
+      <w:r>
+        <w:rPr>
+          <w:rFonts w:hint="eastAsia"/>
+          <w:bCs/>
+          <w:spacing w:val="-6"/>
+          <w:szCs w:val="28"/>
+          <w:u w:val="single"/>
+        </w:rPr>
+        <w:t>黃幾復</w:t>
+      </w:r>
+      <w:proofErr w:type="gramEnd"/>
+      <w:r>
+        <w:rPr>
+          <w:rFonts w:hint="eastAsia"/>
+          <w:bCs/>
+          <w:spacing w:val="-6"/>
+          <w:szCs w:val="28"/>
+        </w:rPr>
+        <w:t>為官清廉與才幹的具體描寫。</w:t>
+      </w:r>
+      <w:r>
+        <w:rPr>
+          <w:rFonts w:hint="eastAsia"/>
+          <w:bCs/>
+          <w:spacing w:val="-6"/>
+          <w:szCs w:val="28"/>
+          <w:u w:val="single"/>
+        </w:rPr>
+        <w:t>黃庭堅</w:t>
+      </w:r>
+      <w:r>
+        <w:rPr>
+          <w:rFonts w:hint="eastAsia"/>
+          <w:bCs/>
+          <w:spacing w:val="-6"/>
+          <w:szCs w:val="28"/>
+        </w:rPr>
+        <w:t>借用「家徒四壁」的典故，讚美友人為官兩袖清風；接著以「三折肱而成良醫」</w:t>
+      </w:r>
+      <w:proofErr w:type="gramStart"/>
+      <w:r>
+        <w:rPr>
+          <w:rFonts w:hint="eastAsia"/>
+          <w:bCs/>
+          <w:spacing w:val="-6"/>
+          <w:szCs w:val="28"/>
+        </w:rPr>
+        <w:t>的反用</w:t>
+      </w:r>
+      <w:proofErr w:type="gramEnd"/>
+      <w:r>
+        <w:rPr>
+          <w:rFonts w:hint="eastAsia"/>
+          <w:bCs/>
+          <w:spacing w:val="-6"/>
+          <w:szCs w:val="28"/>
+        </w:rPr>
+        <w:t>，強調友人天資聰穎、治理政事</w:t>
+      </w:r>
+      <w:proofErr w:type="gramStart"/>
       <w:r>
         <w:rPr>
           <w:rFonts w:hint="eastAsia"/>
           <w:b/>
-          <w:szCs w:val="28"/>
-        </w:rPr>
-        <w:t>頷聯</w:t>
+          <w:spacing w:val="-6"/>
+          <w:szCs w:val="28"/>
+        </w:rPr>
+        <w:t>游刃</w:t>
+      </w:r>
+      <w:proofErr w:type="gramEnd"/>
+      <w:r>
+        <w:rPr>
+          <w:rFonts w:hint="eastAsia"/>
+          <w:b/>
+          <w:spacing w:val="-6"/>
+          <w:szCs w:val="28"/>
+        </w:rPr>
+        <w:t>有餘</w:t>
       </w:r>
       <w:r>
         <w:rPr>
           <w:rFonts w:hint="eastAsia"/>
           <w:bCs/>
-          <w:szCs w:val="28"/>
-        </w:rPr>
-        <w:t>「桃李春風一杯酒，江湖夜雨十年燈」</w:t>
-      </w:r>
-      <w:r>
-        <w:rPr>
-          <w:rFonts w:hint="eastAsia"/>
-          <w:bCs/>
-          <w:szCs w:val="28"/>
-        </w:rPr>
-        <w:t>，</w:t>
-      </w:r>
-      <w:r>
-        <w:rPr>
-          <w:rFonts w:hint="eastAsia"/>
-          <w:bCs/>
-          <w:szCs w:val="28"/>
-        </w:rPr>
-        <w:t>回憶昔日相聚</w:t>
-      </w:r>
-      <w:bookmarkStart w:id="0" w:name="_Hlk140995583"/>
-      <w:r>
-        <w:rPr>
-          <w:rFonts w:hint="eastAsia"/>
-          <w:b/>
-          <w:szCs w:val="28"/>
-        </w:rPr>
-        <w:t>宴游</w:t>
-      </w:r>
-      <w:bookmarkEnd w:id="0"/>
-      <w:r>
-        <w:rPr>
-          <w:rFonts w:hint="eastAsia"/>
-          <w:bCs/>
-          <w:szCs w:val="28"/>
-        </w:rPr>
-        <w:t>之樂，並進一步抒寫相別十年的思念之深。想當年，春風拂面，我們在盛開的桃李花下舉杯暢飲；十年來，</w:t>
-      </w:r>
-      <w:r>
-        <w:rPr>
-          <w:rFonts w:hint="eastAsia"/>
-          <w:bCs/>
-          <w:szCs w:val="28"/>
-        </w:rPr>
-        <w:lastRenderedPageBreak/>
-        <w:t>漂泊江湖，每當夜雨瀟瀟、</w:t>
-      </w:r>
-      <w:r>
-        <w:rPr>
-          <w:rFonts w:hint="eastAsia"/>
-          <w:b/>
-          <w:szCs w:val="28"/>
-        </w:rPr>
-        <w:t>漏盡</w:t>
-      </w:r>
-      <w:r>
-        <w:rPr>
-          <w:rFonts w:hint="eastAsia"/>
-          <w:b/>
-          <w:szCs w:val="28"/>
-        </w:rPr>
-        <w:t>更</w:t>
-      </w:r>
-      <w:r>
-        <w:rPr>
-          <w:rFonts w:hint="eastAsia"/>
-          <w:b/>
-          <w:szCs w:val="28"/>
-        </w:rPr>
-        <w:t>殘</w:t>
-      </w:r>
-      <w:r>
-        <w:rPr>
-          <w:rFonts w:hint="eastAsia"/>
-          <w:bCs/>
-          <w:szCs w:val="28"/>
-        </w:rPr>
-        <w:t>之時，不由得更加思念遠方的友人。這兩句所描繪情景的巨大反差，形成了強烈對比，從而更加凸現了思念之情。</w:t>
+          <w:spacing w:val="-6"/>
+          <w:szCs w:val="28"/>
+        </w:rPr>
+        <w:t>，根本不需要歷經多次挫折才換取經驗。</w:t>
       </w:r>
     </w:p>
     <w:p>
       <w:pPr>
-        <w:spacing w:after="0" w:line="440" w:lineRule="exact"/>
-        <w:ind w:left="-6" w:right="0" w:hanging="11"/>
+        <w:spacing w:after="0" w:line="480" w:lineRule="exact"/>
+        <w:ind w:left="-17" w:right="0" w:firstLine="0"/>
+        <w:jc w:val="both"/>
         <w:rPr>
           <w:bCs/>
-          <w:szCs w:val="28"/>
-        </w:rPr>
-      </w:pPr>
-      <w:r>
-        <w:rPr>
-          <w:rFonts w:hint="eastAsia"/>
-          <w:b/>
-          <w:szCs w:val="28"/>
-        </w:rPr>
-        <w:t xml:space="preserve">    </w:t>
-      </w:r>
-      <w:r>
-        <w:rPr>
-          <w:rFonts w:hint="eastAsia"/>
-          <w:b/>
-          <w:szCs w:val="28"/>
-        </w:rPr>
-        <w:t>頸聯</w:t>
-      </w:r>
+          <w:spacing w:val="-6"/>
+          <w:szCs w:val="28"/>
+        </w:rPr>
+      </w:pPr>
       <w:r>
         <w:rPr>
           <w:rFonts w:hint="eastAsia"/>
           <w:bCs/>
-          <w:szCs w:val="28"/>
-        </w:rPr>
-        <w:t>「持家但有四立壁，治病不蘄三折肱」稱讚友人為官清廉、從政有方。</w:t>
+          <w:spacing w:val="-6"/>
+          <w:szCs w:val="28"/>
+        </w:rPr>
+        <w:t xml:space="preserve">　　</w:t>
+      </w:r>
+      <w:proofErr w:type="gramStart"/>
+      <w:r>
+        <w:rPr>
+          <w:rFonts w:hint="eastAsia"/>
+          <w:bCs/>
+          <w:spacing w:val="-6"/>
+          <w:szCs w:val="28"/>
+        </w:rPr>
+        <w:t>尾聯</w:t>
+      </w:r>
+      <w:proofErr w:type="gramEnd"/>
+      <w:r>
+        <w:rPr>
+          <w:rFonts w:hint="eastAsia"/>
+          <w:bCs/>
+          <w:spacing w:val="-6"/>
+          <w:szCs w:val="28"/>
+        </w:rPr>
+        <w:t>「想得讀書</w:t>
+      </w:r>
+      <w:proofErr w:type="gramStart"/>
+      <w:r>
+        <w:rPr>
+          <w:rFonts w:hint="eastAsia"/>
+          <w:bCs/>
+          <w:spacing w:val="-6"/>
+          <w:szCs w:val="28"/>
+        </w:rPr>
+        <w:t>頭已白</w:t>
+      </w:r>
+      <w:proofErr w:type="gramEnd"/>
+      <w:r>
+        <w:rPr>
+          <w:rFonts w:hint="eastAsia"/>
+          <w:bCs/>
+          <w:spacing w:val="-6"/>
+          <w:szCs w:val="28"/>
+        </w:rPr>
+        <w:t>，隔溪猿哭</w:t>
+      </w:r>
+      <w:proofErr w:type="gramStart"/>
+      <w:r>
+        <w:rPr>
+          <w:rFonts w:hint="eastAsia"/>
+          <w:bCs/>
+          <w:spacing w:val="-6"/>
+          <w:szCs w:val="28"/>
+        </w:rPr>
+        <w:t>瘴溪藤</w:t>
+      </w:r>
+      <w:proofErr w:type="gramEnd"/>
+      <w:r>
+        <w:rPr>
+          <w:rFonts w:hint="eastAsia"/>
+          <w:bCs/>
+          <w:spacing w:val="-6"/>
+          <w:szCs w:val="28"/>
+        </w:rPr>
+        <w:t>」則將目光投向友人所處的荒涼</w:t>
+      </w:r>
+      <w:r>
+        <w:rPr>
+          <w:rFonts w:hint="eastAsia"/>
+          <w:bCs/>
+          <w:spacing w:val="-6"/>
+          <w:szCs w:val="28"/>
+          <w:u w:val="single"/>
+        </w:rPr>
+        <w:t>嶺南</w:t>
+      </w:r>
+      <w:r>
+        <w:rPr>
+          <w:rFonts w:hint="eastAsia"/>
+          <w:bCs/>
+          <w:spacing w:val="-6"/>
+          <w:szCs w:val="28"/>
+        </w:rPr>
+        <w:t>。詩人想像友人此時或許已在青燈下讀得兩鬢斑白，耳畔唯有隔溪猿猴在瘴氣瀰漫的藤蔓</w:t>
+      </w:r>
+      <w:proofErr w:type="gramStart"/>
+      <w:r>
+        <w:rPr>
+          <w:rFonts w:hint="eastAsia"/>
+          <w:bCs/>
+          <w:spacing w:val="-6"/>
+          <w:szCs w:val="28"/>
+        </w:rPr>
+        <w:t>間哀啼</w:t>
+      </w:r>
+      <w:proofErr w:type="gramEnd"/>
+      <w:r>
+        <w:rPr>
+          <w:rFonts w:hint="eastAsia"/>
+          <w:bCs/>
+          <w:spacing w:val="-6"/>
+          <w:szCs w:val="28"/>
+        </w:rPr>
+        <w:t>。這不僅是對友人晚景淒涼的深切同情，更是對朝廷任用賢能不公的無聲控訴。</w:t>
       </w:r>
     </w:p>
     <w:p>
       <w:pPr>
-        <w:spacing w:after="0" w:line="440" w:lineRule="exact"/>
-        <w:ind w:left="-6" w:right="0" w:hanging="11"/>
-        <w:rPr>
-          <w:bCs/>
-          <w:szCs w:val="28"/>
-        </w:rPr>
-      </w:pPr>
-      <w:r>
-        <w:rPr>
-          <w:rFonts w:hint="eastAsia"/>
-          <w:bCs/>
-          <w:szCs w:val="28"/>
-        </w:rPr>
-        <w:t xml:space="preserve">    </w:t>
-      </w:r>
-      <w:r>
-        <w:rPr>
-          <w:rFonts w:hint="eastAsia"/>
-          <w:bCs/>
-          <w:szCs w:val="28"/>
-        </w:rPr>
-        <w:t>尾聯「想見讀書頭已白，隔溪猿哭癉溪</w:t>
-      </w:r>
-      <w:r>
-        <w:rPr>
-          <w:rFonts w:hint="eastAsia"/>
-          <w:bCs/>
-          <w:szCs w:val="28"/>
-        </w:rPr>
-        <w:t>藤</w:t>
-      </w:r>
-      <w:r>
-        <w:rPr>
-          <w:rFonts w:hint="eastAsia"/>
-          <w:bCs/>
-          <w:szCs w:val="28"/>
-        </w:rPr>
-        <w:t>」讚美友人認真讀書、好學不倦。詩人想像友人如今已白髮</w:t>
-      </w:r>
-      <w:r>
-        <w:rPr>
-          <w:rFonts w:hint="eastAsia"/>
-          <w:b/>
-          <w:szCs w:val="28"/>
-        </w:rPr>
-        <w:t>蕭蕭</w:t>
-      </w:r>
-      <w:r>
-        <w:rPr>
-          <w:rFonts w:hint="eastAsia"/>
-          <w:bCs/>
-          <w:szCs w:val="28"/>
-        </w:rPr>
-        <w:t>，伴隨著他的讀書聲的，是那從隔著</w:t>
-      </w:r>
-      <w:r>
-        <w:rPr>
-          <w:rFonts w:hint="eastAsia"/>
-          <w:b/>
-          <w:szCs w:val="28"/>
-        </w:rPr>
-        <w:t>瘴氣</w:t>
-      </w:r>
-      <w:r>
-        <w:rPr>
-          <w:rFonts w:hint="eastAsia"/>
-          <w:bCs/>
-          <w:szCs w:val="28"/>
-        </w:rPr>
-        <w:t>瀰漫的溪水邊野</w:t>
-      </w:r>
-      <w:r>
-        <w:rPr>
-          <w:rFonts w:hint="eastAsia"/>
-          <w:bCs/>
-          <w:szCs w:val="28"/>
-        </w:rPr>
-        <w:t>藤</w:t>
-      </w:r>
-      <w:r>
-        <w:rPr>
-          <w:rFonts w:hint="eastAsia"/>
-          <w:bCs/>
-          <w:szCs w:val="28"/>
-        </w:rPr>
-        <w:t>上傳來的悲苦猿啼。這裡頗有為博學多才的友人偏居荒蠻之地不得重用鳴不平的意味。</w:t>
-      </w:r>
-    </w:p>
-    <w:p>
-      <w:pPr>
-        <w:spacing w:after="0" w:line="440" w:lineRule="exact"/>
-        <w:ind w:left="-6" w:right="0" w:hanging="11"/>
-        <w:rPr>
+        <w:spacing w:after="0" w:line="480" w:lineRule="exact"/>
+        <w:ind w:left="-17" w:right="0" w:firstLine="0"/>
+        <w:jc w:val="both"/>
+        <w:rPr>
+          <w:rFonts w:hint="eastAsia"/>
           <w:bCs/>
           <w:spacing w:val="-6"/>
           <w:szCs w:val="28"/>
@@ -1485,24 +2131,8 @@
           <w:spacing w:val="-6"/>
           <w:szCs w:val="28"/>
         </w:rPr>
-        <w:t>(資料來源：</w:t>
-      </w:r>
-      <w:hyperlink r:id="rId10" w:history="1">
-        <w:r>
-          <w:rPr>
-            <w:rStyle w:val="a8"/>
-            <w:bCs/>
-            <w:spacing w:val="-6"/>
-            <w:szCs w:val="28"/>
-          </w:rPr>
-          <w:t>https://bit.ly/3rCGujM</w:t>
-        </w:r>
-      </w:hyperlink>
-      <w:hyperlink r:id="rId11" w:history="1"/>
-      <w:hyperlink r:id="rId12" w:history="1"/>
-      <w:hyperlink r:id="rId13" w:history="1"/>
-      <w:hyperlink r:id="rId14" w:history="1"/>
-      <w:hyperlink r:id="rId15" w:history="1"/>
+        <w:t xml:space="preserve">　　</w:t>
+      </w:r>
       <w:r>
         <w:rPr>
           <w:rFonts w:hint="eastAsia"/>
@@ -1510,7 +2140,85 @@
           <w:spacing w:val="-6"/>
           <w:szCs w:val="28"/>
         </w:rPr>
-        <w:t>)</w:t>
+        <w:t>這首詩透過精</w:t>
+      </w:r>
+      <w:proofErr w:type="gramStart"/>
+      <w:r>
+        <w:rPr>
+          <w:rFonts w:hint="eastAsia"/>
+          <w:bCs/>
+          <w:spacing w:val="-6"/>
+          <w:szCs w:val="28"/>
+        </w:rPr>
+        <w:t>準</w:t>
+      </w:r>
+      <w:proofErr w:type="gramEnd"/>
+      <w:r>
+        <w:rPr>
+          <w:rFonts w:hint="eastAsia"/>
+          <w:bCs/>
+          <w:spacing w:val="-6"/>
+          <w:szCs w:val="28"/>
+        </w:rPr>
+        <w:t>的</w:t>
+      </w:r>
+      <w:proofErr w:type="gramStart"/>
+      <w:r>
+        <w:rPr>
+          <w:rFonts w:hint="eastAsia"/>
+          <w:bCs/>
+          <w:spacing w:val="-6"/>
+          <w:szCs w:val="28"/>
+        </w:rPr>
+        <w:t>意象</w:t>
+      </w:r>
+      <w:r>
+        <w:rPr>
+          <w:rFonts w:hint="eastAsia"/>
+          <w:b/>
+          <w:spacing w:val="-6"/>
+          <w:szCs w:val="28"/>
+        </w:rPr>
+        <w:t>錘煉</w:t>
+      </w:r>
+      <w:r>
+        <w:rPr>
+          <w:rFonts w:hint="eastAsia"/>
+          <w:bCs/>
+          <w:spacing w:val="-6"/>
+          <w:szCs w:val="28"/>
+        </w:rPr>
+        <w:t>與</w:t>
+      </w:r>
+      <w:proofErr w:type="gramEnd"/>
+      <w:r>
+        <w:rPr>
+          <w:rFonts w:hint="eastAsia"/>
+          <w:bCs/>
+          <w:spacing w:val="-6"/>
+          <w:szCs w:val="28"/>
+        </w:rPr>
+        <w:t>深刻的典故運用，將真摯的友情、對友人操守的敬佩，以及對命運的無奈完美融合，成為「</w:t>
+      </w:r>
+      <w:proofErr w:type="gramStart"/>
+      <w:r>
+        <w:rPr>
+          <w:rFonts w:hint="eastAsia"/>
+          <w:b/>
+          <w:spacing w:val="-6"/>
+          <w:szCs w:val="28"/>
+        </w:rPr>
+        <w:t>江西詩派</w:t>
+      </w:r>
+      <w:proofErr w:type="gramEnd"/>
+      <w:r>
+        <w:rPr>
+          <w:rFonts w:hint="eastAsia"/>
+          <w:bCs/>
+          <w:spacing w:val="-6"/>
+          <w:szCs w:val="28"/>
+        </w:rPr>
+        <w:t>」點鐵成金的千古絕唱。</w:t>
       </w:r>
     </w:p>
     <w:p>
@@ -1541,14 +2249,15 @@
           <w:ilvl w:val="0"/>
           <w:numId w:val="1"/>
         </w:numPr>
-        <w:spacing w:line="400" w:lineRule="exact"/>
-        <w:ind w:leftChars="0" w:left="482" w:right="0"/>
-      </w:pPr>
-      <w:r>
-        <w:rPr>
-          <w:rFonts w:hint="eastAsia"/>
-        </w:rPr>
-        <w:t>落魄</w:t>
+        <w:spacing w:line="480" w:lineRule="exact"/>
+        <w:ind w:leftChars="0" w:left="284" w:right="0" w:hanging="282"/>
+        <w:jc w:val="both"/>
+      </w:pPr>
+      <w:r>
+        <w:rPr>
+          <w:rFonts w:hint="eastAsia"/>
+        </w:rPr>
+        <w:t>頷</w:t>
       </w:r>
       <w:r>
         <w:rPr>
@@ -1556,6 +2265,7 @@
         </w:rPr>
         <w:t>(</w:t>
       </w:r>
+      <w:proofErr w:type="gramStart"/>
       <w:r>
         <w:rPr>
           <w:rFonts w:hint="eastAsia"/>
@@ -1563,47 +2273,69 @@
           <w:sz w:val="16"/>
           <w:szCs w:val="16"/>
         </w:rPr>
-        <w:t>ㄊㄨㄛˋ</w:t>
-      </w:r>
+        <w:t>ㄏㄢ</w:t>
+      </w:r>
+      <w:r>
+        <w:rPr>
+          <w:rFonts w:hint="eastAsia"/>
+          <w:color w:val="FF0000"/>
+          <w:sz w:val="16"/>
+          <w:szCs w:val="16"/>
+        </w:rPr>
+        <w:t>ˋ</w:t>
+      </w:r>
+      <w:proofErr w:type="gramEnd"/>
       <w:r>
         <w:rPr>
           <w:rFonts w:hint="eastAsia"/>
         </w:rPr>
         <w:t>)</w:t>
+      </w:r>
+      <w:r>
+        <w:rPr>
+          <w:rFonts w:hint="eastAsia"/>
+        </w:rPr>
+        <w:t>聯</w:t>
+      </w:r>
+      <w:r>
+        <w:rPr>
+          <w:rFonts w:hint="eastAsia"/>
+        </w:rPr>
+        <w:t>：</w:t>
+      </w:r>
+      <w:r>
+        <w:rPr>
+          <w:rFonts w:hint="eastAsia"/>
+        </w:rPr>
+        <w:t>律詩中第三、第四兩句對仗工整，稱為「</w:t>
+      </w:r>
+      <w:proofErr w:type="gramStart"/>
+      <w:r>
+        <w:rPr>
+          <w:rFonts w:hint="eastAsia"/>
+        </w:rPr>
+        <w:t>頷聯</w:t>
+      </w:r>
+      <w:proofErr w:type="gramEnd"/>
+      <w:r>
+        <w:rPr>
+          <w:rFonts w:hint="eastAsia"/>
+        </w:rPr>
+        <w:t>」。</w:t>
       </w:r>
     </w:p>
     <w:p>
       <w:pPr>
         <w:pStyle w:val="aa"/>
-        <w:numPr>
-          <w:ilvl w:val="0"/>
-          <w:numId w:val="41"/>
-        </w:numPr>
-        <w:spacing w:line="400" w:lineRule="exact"/>
-        <w:ind w:leftChars="0" w:right="0"/>
-      </w:pPr>
-      <w:r>
-        <w:rPr>
-          <w:rFonts w:hint="eastAsia"/>
-        </w:rPr>
-        <w:t>窮困潦倒不得志。【例】他因經商失敗而破產，現在落魄潦倒，生活困苦。</w:t>
-      </w:r>
-    </w:p>
-    <w:p>
-      <w:pPr>
-        <w:pStyle w:val="aa"/>
-        <w:numPr>
-          <w:ilvl w:val="0"/>
-          <w:numId w:val="41"/>
-        </w:numPr>
-        <w:spacing w:line="400" w:lineRule="exact"/>
-        <w:ind w:leftChars="0" w:right="0"/>
-      </w:pPr>
-      <w:r>
-        <w:rPr>
-          <w:rFonts w:hint="eastAsia"/>
-        </w:rPr>
-        <w:t>率性豪放、不受拘束。【例】落魄江南載酒行，楚腰腸斷掌中輕。（唐．杜牧〈遣懷〉詩）</w:t>
+        <w:spacing w:line="480" w:lineRule="exact"/>
+        <w:ind w:leftChars="0" w:left="284" w:right="0" w:hanging="282"/>
+        <w:jc w:val="both"/>
+      </w:pPr>
+      <w:r>
+        <w:rPr>
+          <w:rFonts w:hint="eastAsia"/>
+        </w:rPr>
+        <w:t>一首八句的律詩就像人的身體，一、二句是「首」，三、四句是「頷（下巴）」，五、六句是「腹（肚子）」，七、八句是「尾」。</w:t>
       </w:r>
     </w:p>
     <w:p>
@@ -1613,49 +2345,27 @@
           <w:ilvl w:val="0"/>
           <w:numId w:val="1"/>
         </w:numPr>
-        <w:spacing w:line="400" w:lineRule="exact"/>
-        <w:ind w:leftChars="0" w:left="482" w:right="0"/>
-      </w:pPr>
-      <w:r>
-        <w:rPr>
-          <w:rFonts w:hint="eastAsia"/>
-          <w:szCs w:val="28"/>
-        </w:rPr>
-        <w:t>監</w:t>
-      </w:r>
-    </w:p>
-    <w:p>
-      <w:pPr>
-        <w:pStyle w:val="aa"/>
-        <w:numPr>
-          <w:ilvl w:val="0"/>
-          <w:numId w:val="37"/>
-        </w:numPr>
-        <w:spacing w:line="400" w:lineRule="exact"/>
-        <w:ind w:leftChars="0" w:right="0"/>
-      </w:pPr>
-      <w:r>
-        <w:rPr>
-          <w:rFonts w:hint="eastAsia"/>
-        </w:rPr>
-        <w:t>察看、督察。如：「監看」、「監察」、「監工」、「監視」、「監考」。</w:t>
-      </w:r>
-    </w:p>
-    <w:p>
-      <w:pPr>
-        <w:pStyle w:val="aa"/>
-        <w:numPr>
-          <w:ilvl w:val="0"/>
-          <w:numId w:val="37"/>
-        </w:numPr>
-        <w:spacing w:line="400" w:lineRule="exact"/>
-        <w:ind w:leftChars="0" w:right="0"/>
-      </w:pPr>
-      <w:r>
-        <w:rPr>
-          <w:rFonts w:hint="eastAsia"/>
-        </w:rPr>
-        <w:t>關犯人的地方。如：「探監」、「監牢」、「監獄」。</w:t>
+        <w:spacing w:line="480" w:lineRule="exact"/>
+        <w:ind w:leftChars="0" w:left="284" w:right="0" w:hanging="282"/>
+        <w:jc w:val="both"/>
+      </w:pPr>
+      <w:r>
+        <w:rPr>
+          <w:rFonts w:hint="eastAsia"/>
+        </w:rPr>
+        <w:t>豪邁快意</w:t>
+      </w:r>
+      <w:r>
+        <w:rPr>
+          <w:rFonts w:hint="eastAsia"/>
+        </w:rPr>
+        <w:t>：</w:t>
+      </w:r>
+      <w:r>
+        <w:rPr>
+          <w:rFonts w:hint="eastAsia"/>
+        </w:rPr>
+        <w:t>形容一種無拘無束、非常痛快的心情或舉動。在詩詞裡，通常用來描寫英雄人物喝酒、唱歌，或是跟好朋友相聚時，那種把所有煩惱都拋到腦後、自由自在的帥氣模樣。</w:t>
       </w:r>
     </w:p>
     <w:p>
@@ -1665,14 +2375,47 @@
           <w:ilvl w:val="0"/>
           <w:numId w:val="1"/>
         </w:numPr>
-        <w:spacing w:line="400" w:lineRule="exact"/>
-        <w:ind w:leftChars="0" w:right="0"/>
-      </w:pPr>
-      <w:r>
-        <w:rPr>
-          <w:rFonts w:hint="eastAsia"/>
-        </w:rPr>
-        <w:t>化用：化用也稱作借用、套用，是借用前人句子並加以藝術改造修辭手法。</w:t>
+        <w:spacing w:line="480" w:lineRule="exact"/>
+        <w:ind w:leftChars="0" w:left="284" w:right="0" w:hanging="282"/>
+        <w:jc w:val="both"/>
+      </w:pPr>
+      <w:proofErr w:type="gramStart"/>
+      <w:r>
+        <w:rPr>
+          <w:rFonts w:hint="eastAsia"/>
+        </w:rPr>
+        <w:t>游刃</w:t>
+      </w:r>
+      <w:proofErr w:type="gramEnd"/>
+      <w:r>
+        <w:rPr>
+          <w:rFonts w:hint="eastAsia"/>
+        </w:rPr>
+        <w:t>有餘</w:t>
+      </w:r>
+      <w:r>
+        <w:rPr>
+          <w:rFonts w:hint="eastAsia"/>
+        </w:rPr>
+        <w:t>：</w:t>
+      </w:r>
+      <w:r>
+        <w:rPr>
+          <w:rFonts w:hint="eastAsia"/>
+        </w:rPr>
+        <w:t>刀刃在骨頭關節的縫隙裡移動，還有很多寬裕的空間</w:t>
+      </w:r>
+      <w:r>
+        <w:rPr>
+          <w:rFonts w:hint="eastAsia"/>
+        </w:rPr>
+        <w:t>。</w:t>
+      </w:r>
+      <w:r>
+        <w:rPr>
+          <w:rFonts w:hint="eastAsia"/>
+        </w:rPr>
+        <w:t>比喻經驗非常豐富，做事熟練又有才華，所以處理困難的事情時顯得輕輕鬆鬆、綽綽有餘</w:t>
       </w:r>
     </w:p>
     <w:p>
@@ -1682,20 +2425,85 @@
           <w:ilvl w:val="0"/>
           <w:numId w:val="1"/>
         </w:numPr>
-        <w:spacing w:line="400" w:lineRule="exact"/>
-        <w:ind w:leftChars="0" w:right="0"/>
-      </w:pPr>
-      <w:r>
-        <w:rPr>
-          <w:rFonts w:hint="eastAsia"/>
-        </w:rPr>
-        <w:t>遼遠</w:t>
-      </w:r>
-      <w:r>
-        <w:rPr>
-          <w:rFonts w:hint="eastAsia"/>
-        </w:rPr>
-        <w:t>：遙遠。</w:t>
+        <w:spacing w:line="480" w:lineRule="exact"/>
+        <w:ind w:leftChars="0" w:left="284" w:right="0" w:hanging="282"/>
+        <w:jc w:val="both"/>
+      </w:pPr>
+      <w:proofErr w:type="gramStart"/>
+      <w:r>
+        <w:rPr>
+          <w:rFonts w:hint="eastAsia"/>
+        </w:rPr>
+        <w:t>錘煉</w:t>
+      </w:r>
+      <w:proofErr w:type="gramEnd"/>
+      <w:r>
+        <w:rPr>
+          <w:rFonts w:hint="eastAsia"/>
+        </w:rPr>
+        <w:t>：</w:t>
+      </w:r>
+      <w:r>
+        <w:rPr>
+          <w:rFonts w:hint="eastAsia"/>
+        </w:rPr>
+        <w:t>「錘」是用鐵錘敲打，「煉」是用</w:t>
+      </w:r>
+      <w:proofErr w:type="gramStart"/>
+      <w:r>
+        <w:rPr>
+          <w:rFonts w:hint="eastAsia"/>
+        </w:rPr>
+        <w:t>高溫燒煉</w:t>
+      </w:r>
+      <w:proofErr w:type="gramEnd"/>
+      <w:r>
+        <w:rPr>
+          <w:rFonts w:hint="eastAsia"/>
+        </w:rPr>
+        <w:t>。原本是指把鐵塊打造成精良寶劍的過程。在文學上，是指寫作時反覆思考、修改，把不好的字</w:t>
+      </w:r>
+      <w:proofErr w:type="gramStart"/>
+      <w:r>
+        <w:rPr>
+          <w:rFonts w:hint="eastAsia"/>
+        </w:rPr>
+        <w:t>刪</w:t>
+      </w:r>
+      <w:proofErr w:type="gramEnd"/>
+      <w:r>
+        <w:rPr>
+          <w:rFonts w:hint="eastAsia"/>
+        </w:rPr>
+        <w:t>掉，最後挑選出最精</w:t>
+      </w:r>
+      <w:proofErr w:type="gramStart"/>
+      <w:r>
+        <w:rPr>
+          <w:rFonts w:hint="eastAsia"/>
+        </w:rPr>
+        <w:t>準</w:t>
+      </w:r>
+      <w:proofErr w:type="gramEnd"/>
+      <w:r>
+        <w:rPr>
+          <w:rFonts w:hint="eastAsia"/>
+        </w:rPr>
+        <w:t>、最有畫面感的字眼。像是黃庭堅用「十年燈」來代表十年的孤單，就是經過高度「</w:t>
+      </w:r>
+      <w:proofErr w:type="gramStart"/>
+      <w:r>
+        <w:rPr>
+          <w:rFonts w:hint="eastAsia"/>
+        </w:rPr>
+        <w:t>錘煉</w:t>
+      </w:r>
+      <w:proofErr w:type="gramEnd"/>
+      <w:r>
+        <w:rPr>
+          <w:rFonts w:hint="eastAsia"/>
+        </w:rPr>
+        <w:t>」的成果，不是隨便亂寫的。</w:t>
       </w:r>
     </w:p>
     <w:p>
@@ -1705,411 +2513,120 @@
           <w:ilvl w:val="0"/>
           <w:numId w:val="1"/>
         </w:numPr>
-        <w:spacing w:line="400" w:lineRule="exact"/>
-        <w:ind w:leftChars="0" w:right="0"/>
-      </w:pPr>
-      <w:r>
-        <w:rPr>
-          <w:rFonts w:hint="eastAsia"/>
-        </w:rPr>
-        <w:t>頷</w:t>
-      </w:r>
-      <w:r>
-        <w:rPr>
-          <w:rFonts w:hint="eastAsia"/>
-        </w:rPr>
-        <w:t>(</w:t>
-      </w:r>
-      <w:r>
-        <w:rPr>
-          <w:rFonts w:hint="eastAsia"/>
-          <w:color w:val="FF0000"/>
-          <w:sz w:val="16"/>
-          <w:szCs w:val="16"/>
-        </w:rPr>
-        <w:t>ㄏㄢˋ</w:t>
-      </w:r>
-      <w:r>
-        <w:rPr>
-          <w:rFonts w:hint="eastAsia"/>
-        </w:rPr>
-        <w:t>)</w:t>
-      </w:r>
-      <w:r>
-        <w:rPr>
-          <w:rFonts w:hint="eastAsia"/>
-        </w:rPr>
-        <w:t>聯</w:t>
-      </w:r>
+        <w:spacing w:line="480" w:lineRule="exact"/>
+        <w:ind w:leftChars="0" w:left="284" w:right="0" w:hanging="282"/>
+        <w:jc w:val="both"/>
+        <w:rPr>
+          <w:rFonts w:hint="eastAsia"/>
+        </w:rPr>
+      </w:pPr>
+      <w:proofErr w:type="gramStart"/>
+      <w:r>
+        <w:rPr>
+          <w:rFonts w:hint="eastAsia"/>
+        </w:rPr>
+        <w:t>江西詩派</w:t>
+      </w:r>
+      <w:proofErr w:type="gramEnd"/>
       <w:r>
         <w:rPr>
           <w:rFonts w:hint="eastAsia"/>
         </w:rPr>
         <w:t>：</w:t>
       </w:r>
-      <w:bookmarkStart w:id="1" w:name="_Hlk140996186"/>
-      <w:r>
-        <w:rPr>
-          <w:rFonts w:hint="eastAsia"/>
-        </w:rPr>
-        <w:t>律詩中第三、第四兩句對仗工整，稱為「頷聯」。</w:t>
-      </w:r>
-      <w:bookmarkEnd w:id="1"/>
-    </w:p>
-    <w:p>
-      <w:pPr>
-        <w:pStyle w:val="aa"/>
-        <w:numPr>
-          <w:ilvl w:val="0"/>
-          <w:numId w:val="38"/>
-        </w:numPr>
-        <w:spacing w:line="400" w:lineRule="exact"/>
-        <w:ind w:leftChars="0" w:right="0"/>
-      </w:pPr>
-      <w:r>
-        <w:rPr>
-          <w:rFonts w:hint="eastAsia"/>
-        </w:rPr>
-        <w:t>律詩全詩八句四聯（首聯、頷聯、頸聯和尾聯），除</w:t>
-      </w:r>
-      <w:r>
-        <w:rPr>
-          <w:rFonts w:hint="eastAsia"/>
-        </w:rPr>
-        <w:t>了</w:t>
-      </w:r>
-      <w:r>
-        <w:rPr>
-          <w:rFonts w:hint="eastAsia"/>
-        </w:rPr>
-        <w:t>首尾兩聯外，一律用對仗。頷聯（三、四句）、頸聯（五、六句）必須對仗工整，詞性相同，。</w:t>
-      </w:r>
-    </w:p>
-    <w:p>
-      <w:pPr>
-        <w:pStyle w:val="aa"/>
-        <w:numPr>
-          <w:ilvl w:val="0"/>
-          <w:numId w:val="1"/>
-        </w:numPr>
-        <w:spacing w:line="400" w:lineRule="exact"/>
-        <w:ind w:leftChars="0" w:right="0"/>
-      </w:pPr>
-      <w:r>
-        <w:rPr>
-          <w:rFonts w:hint="eastAsia"/>
-        </w:rPr>
-        <w:t>宴游</w:t>
-      </w:r>
-      <w:r>
-        <w:rPr>
-          <w:rFonts w:hint="eastAsia"/>
-        </w:rPr>
-        <w:t>：</w:t>
-      </w:r>
-      <w:r>
-        <w:rPr>
-          <w:rFonts w:hint="eastAsia"/>
-        </w:rPr>
-        <w:t>休閒遊樂。</w:t>
-      </w:r>
-      <w:r>
-        <w:rPr>
-          <w:rFonts w:hint="eastAsia"/>
-        </w:rPr>
-        <w:t>古之游，通今之遊。</w:t>
-      </w:r>
-    </w:p>
-    <w:p>
-      <w:pPr>
-        <w:pStyle w:val="aa"/>
-        <w:numPr>
-          <w:ilvl w:val="0"/>
-          <w:numId w:val="1"/>
-        </w:numPr>
-        <w:spacing w:line="400" w:lineRule="exact"/>
-        <w:ind w:leftChars="0" w:right="0"/>
-      </w:pPr>
-      <w:r>
-        <w:rPr>
-          <w:rFonts w:hint="eastAsia"/>
-        </w:rPr>
-        <w:t>漏盡</w:t>
-      </w:r>
-      <w:r>
-        <w:rPr>
-          <w:rFonts w:hint="eastAsia"/>
-        </w:rPr>
-        <w:t>更</w:t>
-      </w:r>
-      <w:r>
-        <w:rPr>
-          <w:rFonts w:hint="eastAsia"/>
-        </w:rPr>
-        <w:t>殘</w:t>
-      </w:r>
-      <w:r>
-        <w:rPr>
-          <w:rFonts w:hint="eastAsia"/>
-        </w:rPr>
-        <w:t>：更和漏都是過去的計時工具。晚上打更，白天漏沙，用以計時。更殘，是指到了五更天了，最後一次打更了，要天亮了。漏盡，是指到了黃昏，漏斗裡的沙子快漏完了，要天黑了。</w:t>
-      </w:r>
-    </w:p>
-    <w:p>
-      <w:pPr>
-        <w:pStyle w:val="aa"/>
-        <w:spacing w:line="400" w:lineRule="exact"/>
-        <w:ind w:leftChars="0" w:right="0" w:firstLine="0"/>
-      </w:pPr>
-      <w:r>
-        <w:rPr>
-          <w:rFonts w:hint="eastAsia"/>
-        </w:rPr>
-        <w:t>漏盡</w:t>
-      </w:r>
-    </w:p>
-    <w:p>
-      <w:pPr>
-        <w:pStyle w:val="aa"/>
-        <w:numPr>
-          <w:ilvl w:val="1"/>
-          <w:numId w:val="39"/>
-        </w:numPr>
-        <w:spacing w:line="400" w:lineRule="exact"/>
-        <w:ind w:leftChars="0" w:right="0"/>
-      </w:pPr>
-      <w:r>
-        <w:rPr>
-          <w:rFonts w:hint="eastAsia"/>
-        </w:rPr>
-        <w:t>漏刻的水將滴盡。比喻天將破曉。</w:t>
-      </w:r>
-    </w:p>
-    <w:p>
-      <w:pPr>
-        <w:pStyle w:val="aa"/>
-        <w:numPr>
-          <w:ilvl w:val="1"/>
-          <w:numId w:val="39"/>
-        </w:numPr>
-        <w:spacing w:line="400" w:lineRule="exact"/>
-        <w:ind w:leftChars="0" w:right="0"/>
-      </w:pPr>
-      <w:r>
-        <w:t>比喻老年、晚年、垂暮之年。</w:t>
-      </w:r>
-    </w:p>
-    <w:p>
-      <w:pPr>
-        <w:pStyle w:val="aa"/>
-        <w:numPr>
-          <w:ilvl w:val="1"/>
-          <w:numId w:val="39"/>
-        </w:numPr>
-        <w:spacing w:line="400" w:lineRule="exact"/>
-        <w:ind w:leftChars="0" w:right="0"/>
-      </w:pPr>
-      <w:r>
-        <w:t>佛教稱修行人斷盡煩惱的境界。</w:t>
-      </w:r>
-    </w:p>
-    <w:p>
-      <w:pPr>
-        <w:pStyle w:val="aa"/>
-        <w:numPr>
-          <w:ilvl w:val="0"/>
-          <w:numId w:val="1"/>
-        </w:numPr>
-        <w:spacing w:line="400" w:lineRule="exact"/>
-        <w:ind w:leftChars="0" w:right="0"/>
-      </w:pPr>
-      <w:r>
-        <w:rPr>
-          <w:rFonts w:hint="eastAsia"/>
-        </w:rPr>
-        <w:t>頸聯</w:t>
-      </w:r>
-      <w:r>
-        <w:rPr>
-          <w:rFonts w:hint="eastAsia"/>
-        </w:rPr>
-        <w:t>：</w:t>
-      </w:r>
-      <w:r>
-        <w:rPr>
-          <w:rFonts w:hint="eastAsia"/>
-        </w:rPr>
-        <w:t>律詩中第</w:t>
-      </w:r>
-      <w:r>
-        <w:rPr>
-          <w:rFonts w:hint="eastAsia"/>
-        </w:rPr>
-        <w:t>五</w:t>
-      </w:r>
-      <w:r>
-        <w:rPr>
-          <w:rFonts w:hint="eastAsia"/>
-        </w:rPr>
-        <w:t>、第</w:t>
-      </w:r>
-      <w:r>
-        <w:rPr>
-          <w:rFonts w:hint="eastAsia"/>
-        </w:rPr>
-        <w:t>六</w:t>
-      </w:r>
-      <w:r>
-        <w:rPr>
-          <w:rFonts w:hint="eastAsia"/>
-        </w:rPr>
-        <w:t>兩句對仗工整，稱為「頷聯」。</w:t>
-      </w:r>
-    </w:p>
-    <w:p>
-      <w:pPr>
-        <w:pStyle w:val="aa"/>
-        <w:numPr>
-          <w:ilvl w:val="0"/>
-          <w:numId w:val="1"/>
-        </w:numPr>
-        <w:spacing w:line="400" w:lineRule="exact"/>
-        <w:ind w:leftChars="0" w:right="0"/>
-      </w:pPr>
-      <w:r>
-        <w:rPr>
-          <w:rFonts w:hint="eastAsia"/>
-        </w:rPr>
-        <w:t>蕭蕭</w:t>
-      </w:r>
-    </w:p>
-    <w:p>
-      <w:pPr>
-        <w:pStyle w:val="aa"/>
-        <w:numPr>
-          <w:ilvl w:val="0"/>
-          <w:numId w:val="40"/>
-        </w:numPr>
-        <w:spacing w:line="400" w:lineRule="exact"/>
-        <w:ind w:leftChars="0" w:right="0"/>
-      </w:pPr>
-      <w:r>
-        <w:t>形容馬鳴聲。唐．杜甫〈兵車行〉：「車轔轔，馬蕭蕭，行人弓箭各在腰。」</w:t>
-      </w:r>
-    </w:p>
-    <w:p>
-      <w:pPr>
-        <w:pStyle w:val="aa"/>
-        <w:numPr>
-          <w:ilvl w:val="0"/>
-          <w:numId w:val="40"/>
-        </w:numPr>
-        <w:spacing w:line="400" w:lineRule="exact"/>
-        <w:ind w:leftChars="0" w:right="0"/>
-      </w:pPr>
-      <w:r>
-        <w:t>形容風聲。《史記．荊軻傳》：「風蕭蕭兮易水寒，壯士一去兮不復還。」</w:t>
-      </w:r>
-    </w:p>
-    <w:p>
-      <w:pPr>
-        <w:pStyle w:val="aa"/>
-        <w:numPr>
-          <w:ilvl w:val="0"/>
-          <w:numId w:val="40"/>
-        </w:numPr>
-        <w:spacing w:line="400" w:lineRule="exact"/>
-        <w:ind w:leftChars="0" w:right="0"/>
-      </w:pPr>
-      <w:r>
-        <w:t>形容落葉聲。唐．杜甫〈登高〉詩：「無邊落木蕭蕭下，不盡長江袞袞來。」</w:t>
-      </w:r>
-    </w:p>
-    <w:p>
-      <w:pPr>
-        <w:pStyle w:val="aa"/>
-        <w:numPr>
-          <w:ilvl w:val="0"/>
-          <w:numId w:val="40"/>
-        </w:numPr>
-        <w:spacing w:line="400" w:lineRule="exact"/>
-        <w:ind w:leftChars="0" w:right="0"/>
-      </w:pPr>
-      <w:r>
-        <w:t>白髮稀疏的樣子。</w:t>
-      </w:r>
-      <w:r>
-        <w:rPr>
-          <w:rFonts w:hint="eastAsia"/>
-        </w:rPr>
-        <w:t>宋．陸游〈南鄉子．早歲入皇州〉詞：「三十年來真一夢，堪愁。客路蕭蕭兩鬢秋。」</w:t>
-      </w:r>
-    </w:p>
-    <w:p>
-      <w:pPr>
-        <w:pStyle w:val="aa"/>
-        <w:numPr>
-          <w:ilvl w:val="0"/>
-          <w:numId w:val="1"/>
-        </w:numPr>
-        <w:spacing w:line="400" w:lineRule="exact"/>
-        <w:ind w:leftChars="0" w:right="0"/>
-      </w:pPr>
-      <w:r>
-        <w:rPr>
-          <w:rFonts w:hint="eastAsia"/>
-        </w:rPr>
-        <w:t>瘴</w:t>
-      </w:r>
-      <w:r>
-        <w:rPr>
-          <w:rFonts w:hint="eastAsia"/>
-        </w:rPr>
-        <w:t>(</w:t>
-      </w:r>
-      <w:r>
-        <w:rPr>
-          <w:rFonts w:hint="eastAsia"/>
-          <w:color w:val="FF0000"/>
-          <w:sz w:val="16"/>
-          <w:szCs w:val="16"/>
-        </w:rPr>
-        <w:t>ㄓㄤˋ</w:t>
-      </w:r>
-      <w:r>
-        <w:rPr>
-          <w:rFonts w:hint="eastAsia"/>
-        </w:rPr>
-        <w:t>)</w:t>
-      </w:r>
-      <w:r>
-        <w:rPr>
-          <w:rFonts w:hint="eastAsia"/>
-        </w:rPr>
-        <w:t>氣</w:t>
-      </w:r>
-      <w:r>
-        <w:rPr>
-          <w:rFonts w:hint="eastAsia"/>
-        </w:rPr>
-        <w:t>：林間因溼熱蒸鬱而成的對人健康有礙的氣體。</w:t>
-      </w:r>
-    </w:p>
-    <w:p>
-      <w:pPr>
-        <w:pStyle w:val="aa"/>
-        <w:spacing w:line="400" w:lineRule="exact"/>
-        <w:ind w:leftChars="0" w:right="0" w:firstLine="0"/>
-      </w:pPr>
-      <w:r>
-        <w:rPr>
-          <w:rFonts w:hint="eastAsia"/>
-        </w:rPr>
-        <w:t>【例】中國大陸西南部山區因為氣候溼熱，故常有瘴氣產生。</w:t>
+      <w:r>
+        <w:rPr>
+          <w:rFonts w:hint="eastAsia"/>
+          <w:u w:val="single"/>
+        </w:rPr>
+        <w:t>北宋</w:t>
+      </w:r>
+      <w:r>
+        <w:rPr>
+          <w:rFonts w:hint="eastAsia"/>
+        </w:rPr>
+        <w:t>時期的一個重要詩歌流派，因為帶頭的創始人</w:t>
+      </w:r>
+      <w:r>
+        <w:rPr>
+          <w:rFonts w:hint="eastAsia"/>
+          <w:u w:val="single"/>
+        </w:rPr>
+        <w:t>黃庭堅</w:t>
+      </w:r>
+      <w:r>
+        <w:rPr>
+          <w:rFonts w:hint="eastAsia"/>
+        </w:rPr>
+        <w:t>是</w:t>
+      </w:r>
+      <w:r>
+        <w:rPr>
+          <w:rFonts w:hint="eastAsia"/>
+          <w:u w:val="single"/>
+        </w:rPr>
+        <w:t>江西</w:t>
+      </w:r>
+      <w:r>
+        <w:rPr>
+          <w:rFonts w:hint="eastAsia"/>
+        </w:rPr>
+        <w:t>人，所以被後人稱為「</w:t>
+      </w:r>
+      <w:proofErr w:type="gramStart"/>
+      <w:r>
+        <w:rPr>
+          <w:rFonts w:hint="eastAsia"/>
+        </w:rPr>
+        <w:t>江西詩派</w:t>
+      </w:r>
+      <w:proofErr w:type="gramEnd"/>
+      <w:r>
+        <w:rPr>
+          <w:rFonts w:hint="eastAsia"/>
+        </w:rPr>
+        <w:t>」。這個流派的作詩風格很有特色，他們不喜歡寫太過大眾</w:t>
+      </w:r>
+      <w:r>
+        <w:br/>
+      </w:r>
+      <w:r>
+        <w:rPr>
+          <w:rFonts w:hint="eastAsia"/>
+        </w:rPr>
+        <w:t>、俗套的話，而是喜歡在文字上玩創意、用典故，並且非常注重「</w:t>
+      </w:r>
+      <w:proofErr w:type="gramStart"/>
+      <w:r>
+        <w:rPr>
+          <w:rFonts w:hint="eastAsia"/>
+        </w:rPr>
+        <w:t>錘煉</w:t>
+      </w:r>
+      <w:proofErr w:type="gramEnd"/>
+      <w:r>
+        <w:rPr>
+          <w:rFonts w:hint="eastAsia"/>
+        </w:rPr>
+        <w:t>」字句。他們最著名的口號是「</w:t>
+      </w:r>
+      <w:proofErr w:type="gramStart"/>
+      <w:r>
+        <w:rPr>
+          <w:rFonts w:hint="eastAsia"/>
+        </w:rPr>
+        <w:t>奪胎換</w:t>
+      </w:r>
+      <w:proofErr w:type="gramEnd"/>
+      <w:r>
+        <w:rPr>
+          <w:rFonts w:hint="eastAsia"/>
+        </w:rPr>
+        <w:t>骨」和「點鐵成金」，意思就是把前人寫過的舊題材，透過高超的技巧，重新改造成像黃金一樣閃閃發光的新詩。</w:t>
       </w:r>
     </w:p>
     <w:sectPr>
-      <w:footerReference w:type="default" r:id="rId16"/>
+      <w:footerReference w:type="default" r:id="rId9"/>
       <w:pgSz w:w="11906" w:h="16838"/>
       <w:pgMar w:top="567" w:right="567" w:bottom="567" w:left="567" w:header="0" w:footer="0" w:gutter="0"/>
       <w:cols w:space="720"/>
@@ -2120,7 +2637,7 @@
 </file>
 
 <file path=word/endnotes.xml><?xml version="1.0" encoding="utf-8"?>
-<w:endnotes xmlns:wpc="http://schemas.microsoft.com/office/word/2010/wordprocessingCanvas" xmlns:cx="http://schemas.microsoft.com/office/drawing/2014/chartex" xmlns:cx1="http://schemas.microsoft.com/office/drawing/2015/9/8/chartex" xmlns:cx2="http://schemas.microsoft.com/office/drawing/2015/10/21/chartex" xmlns:cx3="http://schemas.microsoft.com/office/drawing/2016/5/9/chartex" xmlns:cx4="http://schemas.microsoft.com/office/drawing/2016/5/10/chartex" xmlns:cx5="http://schemas.microsoft.com/office/drawing/2016/5/11/chartex" xmlns:cx6="http://schemas.microsoft.com/office/drawing/2016/5/12/chartex" xmlns:cx7="http://schemas.microsoft.com/office/drawing/2016/5/13/chartex" xmlns:cx8="http://schemas.microsoft.com/office/drawing/2016/5/14/chartex" xmlns:mc="http://schemas.openxmlformats.org/markup-compatibility/2006" xmlns:aink="http://schemas.microsoft.com/office/drawing/2016/ink" xmlns:am3d="http://schemas.microsoft.com/office/drawing/2017/model3d" xmlns:o="urn:schemas-microsoft-com:office:office" xmlns:oel="http://schemas.microsoft.com/office/2019/extlst" xmlns:r="http://schemas.openxmlformats.org/officeDocument/2006/relationships" xmlns:m="http://schemas.openxmlformats.org/officeDocument/2006/math" xmlns:v="urn:schemas-microsoft-com:vml" xmlns:wp14="http://schemas.microsoft.com/office/word/2010/wordprocessingDrawing" xmlns:wp="http://schemas.openxmlformats.org/drawingml/2006/wordprocessingDrawing" xmlns:w10="urn:schemas-microsoft-com:office:word" xmlns:w="http://schemas.openxmlformats.org/wordprocessingml/2006/main" xmlns:w14="http://schemas.microsoft.com/office/word/2010/wordml" xmlns:w15="http://schemas.microsoft.com/office/word/2012/wordml" xmlns:w16cex="http://schemas.microsoft.com/office/word/2018/wordml/cex" xmlns:w16cid="http://schemas.microsoft.com/office/word/2016/wordml/cid" xmlns:w16="http://schemas.microsoft.com/office/word/2018/wordml" xmlns:w16sdtdh="http://schemas.microsoft.com/office/word/2020/wordml/sdtdatahash" xmlns:w16se="http://schemas.microsoft.com/office/word/2015/wordml/symex" xmlns:wpg="http://schemas.microsoft.com/office/word/2010/wordprocessingGroup" xmlns:wpi="http://schemas.microsoft.com/office/word/2010/wordprocessingInk" xmlns:wne="http://schemas.microsoft.com/office/word/2006/wordml" xmlns:wps="http://schemas.microsoft.com/office/word/2010/wordprocessingShape" mc:Ignorable="w14 w15 w16se w16cid w16 w16cex w16sdtdh wp14">
+<w:endnotes xmlns:wpc="http://schemas.microsoft.com/office/word/2010/wordprocessingCanvas" xmlns:cx="http://schemas.microsoft.com/office/drawing/2014/chartex" xmlns:cx1="http://schemas.microsoft.com/office/drawing/2015/9/8/chartex" xmlns:cx2="http://schemas.microsoft.com/office/drawing/2015/10/21/chartex" xmlns:cx3="http://schemas.microsoft.com/office/drawing/2016/5/9/chartex" xmlns:cx4="http://schemas.microsoft.com/office/drawing/2016/5/10/chartex" xmlns:cx5="http://schemas.microsoft.com/office/drawing/2016/5/11/chartex" xmlns:cx6="http://schemas.microsoft.com/office/drawing/2016/5/12/chartex" xmlns:cx7="http://schemas.microsoft.com/office/drawing/2016/5/13/chartex" xmlns:cx8="http://schemas.microsoft.com/office/drawing/2016/5/14/chartex" xmlns:mc="http://schemas.openxmlformats.org/markup-compatibility/2006" xmlns:aink="http://schemas.microsoft.com/office/drawing/2016/ink" xmlns:am3d="http://schemas.microsoft.com/office/drawing/2017/model3d" xmlns:o="urn:schemas-microsoft-com:office:office" xmlns:r="http://schemas.openxmlformats.org/officeDocument/2006/relationships" xmlns:m="http://schemas.openxmlformats.org/officeDocument/2006/math" xmlns:v="urn:schemas-microsoft-com:vml" xmlns:wp14="http://schemas.microsoft.com/office/word/2010/wordprocessingDrawing" xmlns:wp="http://schemas.openxmlformats.org/drawingml/2006/wordprocessingDrawing" xmlns:w10="urn:schemas-microsoft-com:office:word" xmlns:w="http://schemas.openxmlformats.org/wordprocessingml/2006/main" xmlns:w14="http://schemas.microsoft.com/office/word/2010/wordml" xmlns:w15="http://schemas.microsoft.com/office/word/2012/wordml" xmlns:w16cex="http://schemas.microsoft.com/office/word/2018/wordml/cex" xmlns:w16cid="http://schemas.microsoft.com/office/word/2016/wordml/cid" xmlns:w16="http://schemas.microsoft.com/office/word/2018/wordml" xmlns:w16sdtdh="http://schemas.microsoft.com/office/word/2020/wordml/sdtdatahash" xmlns:w16se="http://schemas.microsoft.com/office/word/2015/wordml/symex" xmlns:wpg="http://schemas.microsoft.com/office/word/2010/wordprocessingGroup" xmlns:wpi="http://schemas.microsoft.com/office/word/2010/wordprocessingInk" xmlns:wne="http://schemas.microsoft.com/office/word/2006/wordml" xmlns:wps="http://schemas.microsoft.com/office/word/2010/wordprocessingShape" mc:Ignorable="w14 w15 w16se w16cid w16 w16cex w16sdtdh wp14">
   <w:endnote w:type="separator" w:id="-1">
     <w:p>
       <w:pPr>
@@ -2145,7 +2662,7 @@
 </file>
 
 <file path=word/footer1.xml><?xml version="1.0" encoding="utf-8"?>
-<w:ftr xmlns:wpc="http://schemas.microsoft.com/office/word/2010/wordprocessingCanvas" xmlns:cx="http://schemas.microsoft.com/office/drawing/2014/chartex" xmlns:cx1="http://schemas.microsoft.com/office/drawing/2015/9/8/chartex" xmlns:cx2="http://schemas.microsoft.com/office/drawing/2015/10/21/chartex" xmlns:cx3="http://schemas.microsoft.com/office/drawing/2016/5/9/chartex" xmlns:cx4="http://schemas.microsoft.com/office/drawing/2016/5/10/chartex" xmlns:cx5="http://schemas.microsoft.com/office/drawing/2016/5/11/chartex" xmlns:cx6="http://schemas.microsoft.com/office/drawing/2016/5/12/chartex" xmlns:cx7="http://schemas.microsoft.com/office/drawing/2016/5/13/chartex" xmlns:cx8="http://schemas.microsoft.com/office/drawing/2016/5/14/chartex" xmlns:mc="http://schemas.openxmlformats.org/markup-compatibility/2006" xmlns:aink="http://schemas.microsoft.com/office/drawing/2016/ink" xmlns:am3d="http://schemas.microsoft.com/office/drawing/2017/model3d" xmlns:o="urn:schemas-microsoft-com:office:office" xmlns:oel="http://schemas.microsoft.com/office/2019/extlst" xmlns:r="http://schemas.openxmlformats.org/officeDocument/2006/relationships" xmlns:m="http://schemas.openxmlformats.org/officeDocument/2006/math" xmlns:v="urn:schemas-microsoft-com:vml" xmlns:wp14="http://schemas.microsoft.com/office/word/2010/wordprocessingDrawing" xmlns:wp="http://schemas.openxmlformats.org/drawingml/2006/wordprocessingDrawing" xmlns:w10="urn:schemas-microsoft-com:office:word" xmlns:w="http://schemas.openxmlformats.org/wordprocessingml/2006/main" xmlns:w14="http://schemas.microsoft.com/office/word/2010/wordml" xmlns:w15="http://schemas.microsoft.com/office/word/2012/wordml" xmlns:w16cex="http://schemas.microsoft.com/office/word/2018/wordml/cex" xmlns:w16cid="http://schemas.microsoft.com/office/word/2016/wordml/cid" xmlns:w16="http://schemas.microsoft.com/office/word/2018/wordml" xmlns:w16sdtdh="http://schemas.microsoft.com/office/word/2020/wordml/sdtdatahash" xmlns:w16se="http://schemas.microsoft.com/office/word/2015/wordml/symex" xmlns:wpg="http://schemas.microsoft.com/office/word/2010/wordprocessingGroup" xmlns:wpi="http://schemas.microsoft.com/office/word/2010/wordprocessingInk" xmlns:wne="http://schemas.microsoft.com/office/word/2006/wordml" xmlns:wps="http://schemas.microsoft.com/office/word/2010/wordprocessingShape" mc:Ignorable="w14 w15 w16se w16cid w16 w16cex w16sdtdh wp14">
+<w:ftr xmlns:wpc="http://schemas.microsoft.com/office/word/2010/wordprocessingCanvas" xmlns:cx="http://schemas.microsoft.com/office/drawing/2014/chartex" xmlns:cx1="http://schemas.microsoft.com/office/drawing/2015/9/8/chartex" xmlns:cx2="http://schemas.microsoft.com/office/drawing/2015/10/21/chartex" xmlns:cx3="http://schemas.microsoft.com/office/drawing/2016/5/9/chartex" xmlns:cx4="http://schemas.microsoft.com/office/drawing/2016/5/10/chartex" xmlns:cx5="http://schemas.microsoft.com/office/drawing/2016/5/11/chartex" xmlns:cx6="http://schemas.microsoft.com/office/drawing/2016/5/12/chartex" xmlns:cx7="http://schemas.microsoft.com/office/drawing/2016/5/13/chartex" xmlns:cx8="http://schemas.microsoft.com/office/drawing/2016/5/14/chartex" xmlns:mc="http://schemas.openxmlformats.org/markup-compatibility/2006" xmlns:aink="http://schemas.microsoft.com/office/drawing/2016/ink" xmlns:am3d="http://schemas.microsoft.com/office/drawing/2017/model3d" xmlns:o="urn:schemas-microsoft-com:office:office" xmlns:r="http://schemas.openxmlformats.org/officeDocument/2006/relationships" xmlns:m="http://schemas.openxmlformats.org/officeDocument/2006/math" xmlns:v="urn:schemas-microsoft-com:vml" xmlns:wp14="http://schemas.microsoft.com/office/word/2010/wordprocessingDrawing" xmlns:wp="http://schemas.openxmlformats.org/drawingml/2006/wordprocessingDrawing" xmlns:w10="urn:schemas-microsoft-com:office:word" xmlns:w="http://schemas.openxmlformats.org/wordprocessingml/2006/main" xmlns:w14="http://schemas.microsoft.com/office/word/2010/wordml" xmlns:w15="http://schemas.microsoft.com/office/word/2012/wordml" xmlns:w16cex="http://schemas.microsoft.com/office/word/2018/wordml/cex" xmlns:w16cid="http://schemas.microsoft.com/office/word/2016/wordml/cid" xmlns:w16="http://schemas.microsoft.com/office/word/2018/wordml" xmlns:w16sdtdh="http://schemas.microsoft.com/office/word/2020/wordml/sdtdatahash" xmlns:w16se="http://schemas.microsoft.com/office/word/2015/wordml/symex" xmlns:wpg="http://schemas.microsoft.com/office/word/2010/wordprocessingGroup" xmlns:wpi="http://schemas.microsoft.com/office/word/2010/wordprocessingInk" xmlns:wne="http://schemas.microsoft.com/office/word/2006/wordml" xmlns:wps="http://schemas.microsoft.com/office/word/2010/wordprocessingShape" mc:Ignorable="w14 w15 w16se w16cid w16 w16cex w16sdtdh wp14">
   <w:sdt>
     <w:sdtPr>
       <w:id w:val="1495451635"/>
@@ -2154,10 +2671,12 @@
         <w:docPartUnique/>
       </w:docPartObj>
     </w:sdtPr>
+    <w:sdtEndPr/>
     <w:sdtContent>
       <w:p>
         <w:pPr>
           <w:pStyle w:val="a6"/>
+          <w:ind w:right="-1"/>
           <w:jc w:val="right"/>
         </w:pPr>
         <w:r>
@@ -2196,7 +2715,7 @@
 </file>
 
 <file path=word/footnotes.xml><?xml version="1.0" encoding="utf-8"?>
-<w:footnotes xmlns:wpc="http://schemas.microsoft.com/office/word/2010/wordprocessingCanvas" xmlns:cx="http://schemas.microsoft.com/office/drawing/2014/chartex" xmlns:cx1="http://schemas.microsoft.com/office/drawing/2015/9/8/chartex" xmlns:cx2="http://schemas.microsoft.com/office/drawing/2015/10/21/chartex" xmlns:cx3="http://schemas.microsoft.com/office/drawing/2016/5/9/chartex" xmlns:cx4="http://schemas.microsoft.com/office/drawing/2016/5/10/chartex" xmlns:cx5="http://schemas.microsoft.com/office/drawing/2016/5/11/chartex" xmlns:cx6="http://schemas.microsoft.com/office/drawing/2016/5/12/chartex" xmlns:cx7="http://schemas.microsoft.com/office/drawing/2016/5/13/chartex" xmlns:cx8="http://schemas.microsoft.com/office/drawing/2016/5/14/chartex" xmlns:mc="http://schemas.openxmlformats.org/markup-compatibility/2006" xmlns:aink="http://schemas.microsoft.com/office/drawing/2016/ink" xmlns:am3d="http://schemas.microsoft.com/office/drawing/2017/model3d" xmlns:o="urn:schemas-microsoft-com:office:office" xmlns:oel="http://schemas.microsoft.com/office/2019/extlst" xmlns:r="http://schemas.openxmlformats.org/officeDocument/2006/relationships" xmlns:m="http://schemas.openxmlformats.org/officeDocument/2006/math" xmlns:v="urn:schemas-microsoft-com:vml" xmlns:wp14="http://schemas.microsoft.com/office/word/2010/wordprocessingDrawing" xmlns:wp="http://schemas.openxmlformats.org/drawingml/2006/wordprocessingDrawing" xmlns:w10="urn:schemas-microsoft-com:office:word" xmlns:w="http://schemas.openxmlformats.org/wordprocessingml/2006/main" xmlns:w14="http://schemas.microsoft.com/office/word/2010/wordml" xmlns:w15="http://schemas.microsoft.com/office/word/2012/wordml" xmlns:w16cex="http://schemas.microsoft.com/office/word/2018/wordml/cex" xmlns:w16cid="http://schemas.microsoft.com/office/word/2016/wordml/cid" xmlns:w16="http://schemas.microsoft.com/office/word/2018/wordml" xmlns:w16sdtdh="http://schemas.microsoft.com/office/word/2020/wordml/sdtdatahash" xmlns:w16se="http://schemas.microsoft.com/office/word/2015/wordml/symex" xmlns:wpg="http://schemas.microsoft.com/office/word/2010/wordprocessingGroup" xmlns:wpi="http://schemas.microsoft.com/office/word/2010/wordprocessingInk" xmlns:wne="http://schemas.microsoft.com/office/word/2006/wordml" xmlns:wps="http://schemas.microsoft.com/office/word/2010/wordprocessingShape" mc:Ignorable="w14 w15 w16se w16cid w16 w16cex w16sdtdh wp14">
+<w:footnotes xmlns:wpc="http://schemas.microsoft.com/office/word/2010/wordprocessingCanvas" xmlns:cx="http://schemas.microsoft.com/office/drawing/2014/chartex" xmlns:cx1="http://schemas.microsoft.com/office/drawing/2015/9/8/chartex" xmlns:cx2="http://schemas.microsoft.com/office/drawing/2015/10/21/chartex" xmlns:cx3="http://schemas.microsoft.com/office/drawing/2016/5/9/chartex" xmlns:cx4="http://schemas.microsoft.com/office/drawing/2016/5/10/chartex" xmlns:cx5="http://schemas.microsoft.com/office/drawing/2016/5/11/chartex" xmlns:cx6="http://schemas.microsoft.com/office/drawing/2016/5/12/chartex" xmlns:cx7="http://schemas.microsoft.com/office/drawing/2016/5/13/chartex" xmlns:cx8="http://schemas.microsoft.com/office/drawing/2016/5/14/chartex" xmlns:mc="http://schemas.openxmlformats.org/markup-compatibility/2006" xmlns:aink="http://schemas.microsoft.com/office/drawing/2016/ink" xmlns:am3d="http://schemas.microsoft.com/office/drawing/2017/model3d" xmlns:o="urn:schemas-microsoft-com:office:office" xmlns:r="http://schemas.openxmlformats.org/officeDocument/2006/relationships" xmlns:m="http://schemas.openxmlformats.org/officeDocument/2006/math" xmlns:v="urn:schemas-microsoft-com:vml" xmlns:wp14="http://schemas.microsoft.com/office/word/2010/wordprocessingDrawing" xmlns:wp="http://schemas.openxmlformats.org/drawingml/2006/wordprocessingDrawing" xmlns:w10="urn:schemas-microsoft-com:office:word" xmlns:w="http://schemas.openxmlformats.org/wordprocessingml/2006/main" xmlns:w14="http://schemas.microsoft.com/office/word/2010/wordml" xmlns:w15="http://schemas.microsoft.com/office/word/2012/wordml" xmlns:w16cex="http://schemas.microsoft.com/office/word/2018/wordml/cex" xmlns:w16cid="http://schemas.microsoft.com/office/word/2016/wordml/cid" xmlns:w16="http://schemas.microsoft.com/office/word/2018/wordml" xmlns:w16sdtdh="http://schemas.microsoft.com/office/word/2020/wordml/sdtdatahash" xmlns:w16se="http://schemas.microsoft.com/office/word/2015/wordml/symex" xmlns:wpg="http://schemas.microsoft.com/office/word/2010/wordprocessingGroup" xmlns:wpi="http://schemas.microsoft.com/office/word/2010/wordprocessingInk" xmlns:wne="http://schemas.microsoft.com/office/word/2006/wordml" xmlns:wps="http://schemas.microsoft.com/office/word/2010/wordprocessingShape" mc:Ignorable="w14 w15 w16se w16cid w16 w16cex w16sdtdh wp14">
   <w:footnote w:type="separator" w:id="-1">
     <w:p>
       <w:pPr>
@@ -2221,7 +2740,7 @@
 </file>
 
 <file path=word/numbering.xml><?xml version="1.0" encoding="utf-8"?>
-<w:numbering xmlns:wpc="http://schemas.microsoft.com/office/word/2010/wordprocessingCanvas" xmlns:cx="http://schemas.microsoft.com/office/drawing/2014/chartex" xmlns:cx1="http://schemas.microsoft.com/office/drawing/2015/9/8/chartex" xmlns:cx2="http://schemas.microsoft.com/office/drawing/2015/10/21/chartex" xmlns:cx3="http://schemas.microsoft.com/office/drawing/2016/5/9/chartex" xmlns:cx4="http://schemas.microsoft.com/office/drawing/2016/5/10/chartex" xmlns:cx5="http://schemas.microsoft.com/office/drawing/2016/5/11/chartex" xmlns:cx6="http://schemas.microsoft.com/office/drawing/2016/5/12/chartex" xmlns:cx7="http://schemas.microsoft.com/office/drawing/2016/5/13/chartex" xmlns:cx8="http://schemas.microsoft.com/office/drawing/2016/5/14/chartex" xmlns:mc="http://schemas.openxmlformats.org/markup-compatibility/2006" xmlns:aink="http://schemas.microsoft.com/office/drawing/2016/ink" xmlns:am3d="http://schemas.microsoft.com/office/drawing/2017/model3d" xmlns:o="urn:schemas-microsoft-com:office:office" xmlns:oel="http://schemas.microsoft.com/office/2019/extlst" xmlns:r="http://schemas.openxmlformats.org/officeDocument/2006/relationships" xmlns:m="http://schemas.openxmlformats.org/officeDocument/2006/math" xmlns:v="urn:schemas-microsoft-com:vml" xmlns:wp14="http://schemas.microsoft.com/office/word/2010/wordprocessingDrawing" xmlns:wp="http://schemas.openxmlformats.org/drawingml/2006/wordprocessingDrawing" xmlns:w10="urn:schemas-microsoft-com:office:word" xmlns:w="http://schemas.openxmlformats.org/wordprocessingml/2006/main" xmlns:w14="http://schemas.microsoft.com/office/word/2010/wordml" xmlns:w15="http://schemas.microsoft.com/office/word/2012/wordml" xmlns:w16cex="http://schemas.microsoft.com/office/word/2018/wordml/cex" xmlns:w16cid="http://schemas.microsoft.com/office/word/2016/wordml/cid" xmlns:w16="http://schemas.microsoft.com/office/word/2018/wordml" xmlns:w16sdtdh="http://schemas.microsoft.com/office/word/2020/wordml/sdtdatahash" xmlns:w16se="http://schemas.microsoft.com/office/word/2015/wordml/symex" xmlns:wpg="http://schemas.microsoft.com/office/word/2010/wordprocessingGroup" xmlns:wpi="http://schemas.microsoft.com/office/word/2010/wordprocessingInk" xmlns:wne="http://schemas.microsoft.com/office/word/2006/wordml" xmlns:wps="http://schemas.microsoft.com/office/word/2010/wordprocessingShape" mc:Ignorable="w14 w15 w16se w16cid w16 w16cex w16sdtdh wp14">
+<w:numbering xmlns:wpc="http://schemas.microsoft.com/office/word/2010/wordprocessingCanvas" xmlns:cx="http://schemas.microsoft.com/office/drawing/2014/chartex" xmlns:cx1="http://schemas.microsoft.com/office/drawing/2015/9/8/chartex" xmlns:cx2="http://schemas.microsoft.com/office/drawing/2015/10/21/chartex" xmlns:cx3="http://schemas.microsoft.com/office/drawing/2016/5/9/chartex" xmlns:cx4="http://schemas.microsoft.com/office/drawing/2016/5/10/chartex" xmlns:cx5="http://schemas.microsoft.com/office/drawing/2016/5/11/chartex" xmlns:cx6="http://schemas.microsoft.com/office/drawing/2016/5/12/chartex" xmlns:cx7="http://schemas.microsoft.com/office/drawing/2016/5/13/chartex" xmlns:cx8="http://schemas.microsoft.com/office/drawing/2016/5/14/chartex" xmlns:mc="http://schemas.openxmlformats.org/markup-compatibility/2006" xmlns:aink="http://schemas.microsoft.com/office/drawing/2016/ink" xmlns:am3d="http://schemas.microsoft.com/office/drawing/2017/model3d" xmlns:o="urn:schemas-microsoft-com:office:office" xmlns:r="http://schemas.openxmlformats.org/officeDocument/2006/relationships" xmlns:m="http://schemas.openxmlformats.org/officeDocument/2006/math" xmlns:v="urn:schemas-microsoft-com:vml" xmlns:wp14="http://schemas.microsoft.com/office/word/2010/wordprocessingDrawing" xmlns:wp="http://schemas.openxmlformats.org/drawingml/2006/wordprocessingDrawing" xmlns:w10="urn:schemas-microsoft-com:office:word" xmlns:w="http://schemas.openxmlformats.org/wordprocessingml/2006/main" xmlns:w14="http://schemas.microsoft.com/office/word/2010/wordml" xmlns:w15="http://schemas.microsoft.com/office/word/2012/wordml" xmlns:w16cex="http://schemas.microsoft.com/office/word/2018/wordml/cex" xmlns:w16cid="http://schemas.microsoft.com/office/word/2016/wordml/cid" xmlns:w16="http://schemas.microsoft.com/office/word/2018/wordml" xmlns:w16sdtdh="http://schemas.microsoft.com/office/word/2020/wordml/sdtdatahash" xmlns:w16se="http://schemas.microsoft.com/office/word/2015/wordml/symex" xmlns:wpg="http://schemas.microsoft.com/office/word/2010/wordprocessingGroup" xmlns:wpi="http://schemas.microsoft.com/office/word/2010/wordprocessingInk" xmlns:wne="http://schemas.microsoft.com/office/word/2006/wordml" xmlns:wps="http://schemas.microsoft.com/office/word/2010/wordprocessingShape" mc:Ignorable="w14 w15 w16se w16cid w16 w16cex w16sdtdh wp14">
   <w:abstractNum w:abstractNumId="0" w15:restartNumberingAfterBreak="0">
     <w:nsid w:val="FFFFFF89"/>
     <w:multiLevelType w:val="singleLevel"/>
@@ -6608,127 +7127,127 @@
       </w:rPr>
     </w:lvl>
   </w:abstractNum>
-  <w:num w:numId="1" w16cid:durableId="136383685">
+  <w:num w:numId="1">
     <w:abstractNumId w:val="26"/>
   </w:num>
-  <w:num w:numId="2" w16cid:durableId="518736511">
+  <w:num w:numId="2">
     <w:abstractNumId w:val="22"/>
   </w:num>
-  <w:num w:numId="3" w16cid:durableId="326397526">
+  <w:num w:numId="3">
     <w:abstractNumId w:val="27"/>
   </w:num>
-  <w:num w:numId="4" w16cid:durableId="1366977109">
+  <w:num w:numId="4">
     <w:abstractNumId w:val="11"/>
   </w:num>
-  <w:num w:numId="5" w16cid:durableId="867909641">
+  <w:num w:numId="5">
     <w:abstractNumId w:val="13"/>
   </w:num>
-  <w:num w:numId="6" w16cid:durableId="1021392459">
+  <w:num w:numId="6">
     <w:abstractNumId w:val="29"/>
   </w:num>
-  <w:num w:numId="7" w16cid:durableId="594554610">
+  <w:num w:numId="7">
     <w:abstractNumId w:val="19"/>
   </w:num>
-  <w:num w:numId="8" w16cid:durableId="1136484276">
+  <w:num w:numId="8">
     <w:abstractNumId w:val="16"/>
   </w:num>
-  <w:num w:numId="9" w16cid:durableId="854073013">
+  <w:num w:numId="9">
     <w:abstractNumId w:val="37"/>
   </w:num>
-  <w:num w:numId="10" w16cid:durableId="1768891885">
+  <w:num w:numId="10">
     <w:abstractNumId w:val="7"/>
   </w:num>
-  <w:num w:numId="11" w16cid:durableId="1311717102">
+  <w:num w:numId="11">
     <w:abstractNumId w:val="30"/>
   </w:num>
-  <w:num w:numId="12" w16cid:durableId="135149019">
+  <w:num w:numId="12">
     <w:abstractNumId w:val="4"/>
   </w:num>
-  <w:num w:numId="13" w16cid:durableId="735010049">
+  <w:num w:numId="13">
     <w:abstractNumId w:val="21"/>
   </w:num>
-  <w:num w:numId="14" w16cid:durableId="305936934">
+  <w:num w:numId="14">
     <w:abstractNumId w:val="25"/>
   </w:num>
-  <w:num w:numId="15" w16cid:durableId="1537623584">
+  <w:num w:numId="15">
     <w:abstractNumId w:val="20"/>
   </w:num>
-  <w:num w:numId="16" w16cid:durableId="1140463873">
+  <w:num w:numId="16">
     <w:abstractNumId w:val="32"/>
   </w:num>
-  <w:num w:numId="17" w16cid:durableId="1654333615">
+  <w:num w:numId="17">
     <w:abstractNumId w:val="6"/>
   </w:num>
-  <w:num w:numId="18" w16cid:durableId="1669821819">
+  <w:num w:numId="18">
     <w:abstractNumId w:val="18"/>
   </w:num>
-  <w:num w:numId="19" w16cid:durableId="1396473357">
+  <w:num w:numId="19">
     <w:abstractNumId w:val="28"/>
   </w:num>
-  <w:num w:numId="20" w16cid:durableId="628241189">
+  <w:num w:numId="20">
     <w:abstractNumId w:val="5"/>
   </w:num>
-  <w:num w:numId="21" w16cid:durableId="810364745">
+  <w:num w:numId="21">
     <w:abstractNumId w:val="2"/>
   </w:num>
-  <w:num w:numId="22" w16cid:durableId="2107340442">
+  <w:num w:numId="22">
     <w:abstractNumId w:val="14"/>
   </w:num>
-  <w:num w:numId="23" w16cid:durableId="1005011588">
+  <w:num w:numId="23">
     <w:abstractNumId w:val="9"/>
   </w:num>
-  <w:num w:numId="24" w16cid:durableId="1402366692">
+  <w:num w:numId="24">
     <w:abstractNumId w:val="15"/>
   </w:num>
-  <w:num w:numId="25" w16cid:durableId="47074991">
+  <w:num w:numId="25">
     <w:abstractNumId w:val="31"/>
   </w:num>
-  <w:num w:numId="26" w16cid:durableId="194540452">
+  <w:num w:numId="26">
     <w:abstractNumId w:val="38"/>
   </w:num>
-  <w:num w:numId="27" w16cid:durableId="1924678022">
+  <w:num w:numId="27">
     <w:abstractNumId w:val="1"/>
   </w:num>
-  <w:num w:numId="28" w16cid:durableId="1930848814">
+  <w:num w:numId="28">
     <w:abstractNumId w:val="33"/>
   </w:num>
-  <w:num w:numId="29" w16cid:durableId="167059465">
+  <w:num w:numId="29">
     <w:abstractNumId w:val="8"/>
   </w:num>
-  <w:num w:numId="30" w16cid:durableId="1158303000">
+  <w:num w:numId="30">
     <w:abstractNumId w:val="35"/>
   </w:num>
-  <w:num w:numId="31" w16cid:durableId="1900050648">
+  <w:num w:numId="31">
     <w:abstractNumId w:val="34"/>
   </w:num>
-  <w:num w:numId="32" w16cid:durableId="747730548">
+  <w:num w:numId="32">
     <w:abstractNumId w:val="40"/>
   </w:num>
-  <w:num w:numId="33" w16cid:durableId="879897083">
+  <w:num w:numId="33">
     <w:abstractNumId w:val="0"/>
   </w:num>
-  <w:num w:numId="34" w16cid:durableId="208147832">
+  <w:num w:numId="34">
     <w:abstractNumId w:val="23"/>
   </w:num>
-  <w:num w:numId="35" w16cid:durableId="104858267">
+  <w:num w:numId="35">
     <w:abstractNumId w:val="12"/>
   </w:num>
-  <w:num w:numId="36" w16cid:durableId="1483544398">
+  <w:num w:numId="36">
     <w:abstractNumId w:val="3"/>
   </w:num>
-  <w:num w:numId="37" w16cid:durableId="421293026">
+  <w:num w:numId="37">
     <w:abstractNumId w:val="24"/>
   </w:num>
-  <w:num w:numId="38" w16cid:durableId="570846826">
+  <w:num w:numId="38">
     <w:abstractNumId w:val="17"/>
   </w:num>
-  <w:num w:numId="39" w16cid:durableId="1502044110">
+  <w:num w:numId="39">
     <w:abstractNumId w:val="10"/>
   </w:num>
-  <w:num w:numId="40" w16cid:durableId="1113666569">
+  <w:num w:numId="40">
     <w:abstractNumId w:val="36"/>
   </w:num>
-  <w:num w:numId="41" w16cid:durableId="1724134596">
+  <w:num w:numId="41">
     <w:abstractNumId w:val="39"/>
   </w:num>
   <w:numIdMacAtCleanup w:val="7"/>
@@ -7440,6 +7959,22 @@
       <w:contextualSpacing/>
     </w:pPr>
   </w:style>
+  <w:style w:type="table" w:styleId="ad">
+    <w:name w:val="Table Grid"/>
+    <w:basedOn w:val="a2"/>
+    <w:uiPriority w:val="39"/>
+    <w:rsid w:val="00C967E1"/>
+    <w:tblPr>
+      <w:tblBorders>
+        <w:top w:val="single" w:sz="4" w:space="0" w:color="auto"/>
+        <w:left w:val="single" w:sz="4" w:space="0" w:color="auto"/>
+        <w:bottom w:val="single" w:sz="4" w:space="0" w:color="auto"/>
+        <w:right w:val="single" w:sz="4" w:space="0" w:color="auto"/>
+        <w:insideH w:val="single" w:sz="4" w:space="0" w:color="auto"/>
+        <w:insideV w:val="single" w:sz="4" w:space="0" w:color="auto"/>
+      </w:tblBorders>
+    </w:tblPr>
+  </w:style>
 </w:styles>
 </file>
 
